--- a/Plan de Capacitacion IA-COpilot.docx
+++ b/Plan de Capacitacion IA-COpilot.docx
@@ -469,7 +469,31 @@
           <w:b/>
           <w:bCs/>
         </w:rPr>
-        <w:t>Día 5: Resumen de la semana: ¡Ahorra tiempo leyendo!</w:t>
+        <w:t xml:space="preserve">Día 5: </w:t>
+      </w:r>
+    </w:p>
+    <w:p>
+      <w:pPr>
+        <w:ind w:left="720"/>
+        <w:rPr>
+          <w:strike/>
+        </w:rPr>
+      </w:pPr>
+      <w:r>
+        <w:rPr>
+          <w:b/>
+          <w:bCs/>
+          <w:strike/>
+        </w:rPr>
+        <w:t xml:space="preserve">ORIGINAL: </w:t>
+      </w:r>
+      <w:r>
+        <w:rPr>
+          <w:b/>
+          <w:bCs/>
+          <w:strike/>
+        </w:rPr>
+        <w:t>Resumen de la semana: ¡Ahorra tiempo leyendo!</w:t>
       </w:r>
     </w:p>
     <w:p>
@@ -478,15 +502,22 @@
           <w:ilvl w:val="1"/>
           <w:numId w:val="1"/>
         </w:numPr>
-      </w:pPr>
-      <w:r>
-        <w:rPr>
-          <w:b/>
-          <w:bCs/>
+        <w:rPr>
+          <w:strike/>
+        </w:rPr>
+      </w:pPr>
+      <w:r>
+        <w:rPr>
+          <w:b/>
+          <w:bCs/>
+          <w:strike/>
         </w:rPr>
         <w:t>Mensaje:</w:t>
       </w:r>
       <w:r>
+        <w:rPr>
+          <w:strike/>
+        </w:rPr>
         <w:t xml:space="preserve"> "¿Tienes un texto muy largo? No lo leas todo."</w:t>
       </w:r>
     </w:p>
@@ -496,23 +527,37 @@
           <w:ilvl w:val="1"/>
           <w:numId w:val="1"/>
         </w:numPr>
-      </w:pPr>
-      <w:r>
-        <w:rPr>
-          <w:b/>
-          <w:bCs/>
+        <w:rPr>
+          <w:strike/>
+        </w:rPr>
+      </w:pPr>
+      <w:r>
+        <w:rPr>
+          <w:b/>
+          <w:bCs/>
+          <w:strike/>
         </w:rPr>
         <w:t>Acción:</w:t>
       </w:r>
       <w:r>
+        <w:rPr>
+          <w:strike/>
+        </w:rPr>
         <w:t xml:space="preserve"> Copia un artículo o un manual largo y dile: "Hazme un resumen en 5 puntos clave de este texto para alguien que no sabe nada del tema: </w:t>
       </w:r>
     </w:p>
     <w:p>
       <w:pPr>
         <w:ind w:left="2832" w:firstLine="708"/>
-      </w:pPr>
-      <w:r>
+        <w:rPr>
+          <w:strike/>
+        </w:rPr>
+      </w:pPr>
+      <w:r>
+        <w:rPr>
+          <w:strike/>
+        </w:rPr>
+        <w:lastRenderedPageBreak/>
         <w:t>$$Pegar texto$$."</w:t>
       </w:r>
     </w:p>
@@ -525,11 +570,614 @@
       </w:pPr>
       <w:r>
         <w:rPr>
+          <w:b/>
+          <w:bCs/>
+        </w:rPr>
+        <w:t>CAMBIADO POR:</w:t>
+      </w:r>
+    </w:p>
+    <w:p>
+      <w:pPr>
+        <w:rPr>
+          <w:b/>
+          <w:bCs/>
+        </w:rPr>
+      </w:pPr>
+      <w:r>
+        <w:rPr>
+          <w:b/>
+          <w:bCs/>
+        </w:rPr>
+        <w:t>LA ESTRUCTURA</w:t>
+      </w:r>
+      <w:r>
+        <w:rPr>
+          <w:b/>
+          <w:bCs/>
+        </w:rPr>
+        <w:t xml:space="preserve"> </w:t>
+      </w:r>
+      <w:r>
+        <w:rPr>
+          <w:b/>
+          <w:bCs/>
+        </w:rPr>
+        <w:t>MAESTRA</w:t>
+      </w:r>
+    </w:p>
+    <w:p>
+      <w:r>
+        <w:t>Hoy unes todas las piezas. No es suerte. Es una fórmula.</w:t>
+      </w:r>
+    </w:p>
+    <w:p>
+      <w:pPr>
+        <w:rPr>
+          <w:b/>
+          <w:bCs/>
+        </w:rPr>
+      </w:pPr>
+      <w:r>
+        <w:rPr>
           <w:rFonts w:ascii="Segoe UI Emoji" w:hAnsi="Segoe UI Emoji" w:cs="Segoe UI Emoji"/>
+        </w:rPr>
+        <w:t>⚡</w:t>
+      </w:r>
+      <w:r>
+        <w:rPr>
+          <w:b/>
+          <w:bCs/>
+        </w:rPr>
+        <w:t>La Tarea</w:t>
+      </w:r>
+    </w:p>
+    <w:p>
+      <w:r>
+        <w:t>Es la acción directa. No pidas "ayuda", pide acciones: "Redacta", "Analiza", "Calcula", "Resume", "Compara", "Genera". Sé específico con lo que quieres lograr hoy.</w:t>
+      </w:r>
+    </w:p>
+    <w:p>
+      <w:r>
+        <w:rPr>
+          <w:rFonts w:ascii="Segoe UI Emoji" w:hAnsi="Segoe UI Emoji" w:cs="Segoe UI Emoji"/>
+        </w:rPr>
+        <w:t>📊</w:t>
+      </w:r>
+      <w:r>
+        <w:rPr>
+          <w:b/>
+          <w:bCs/>
+        </w:rPr>
+        <w:t>El Formato</w:t>
+      </w:r>
+    </w:p>
+    <w:p>
+      <w:r>
+        <w:t>Es cómo quieres recibir la información. Ahorra tiempo pidiendo un formato listo para usar: tabla, lista, correo, pasos numerados o plantilla..</w:t>
+      </w:r>
+    </w:p>
+    <w:p>
+      <w:pPr>
+        <w:rPr>
+          <w:b/>
+          <w:bCs/>
+        </w:rPr>
+      </w:pPr>
+      <w:r>
+        <w:rPr>
+          <w:b/>
+          <w:bCs/>
+        </w:rPr>
+        <w:t>La Fórmula Completa</w:t>
+      </w:r>
+    </w:p>
+    <w:p>
+      <w:r>
+        <w:rPr>
+          <w:rFonts w:ascii="Segoe UI Emoji" w:hAnsi="Segoe UI Emoji" w:cs="Segoe UI Emoji"/>
+        </w:rPr>
+        <w:t>🎭</w:t>
+      </w:r>
+      <w:r>
+        <w:rPr>
+          <w:b/>
+          <w:bCs/>
+        </w:rPr>
+        <w:t>Rol</w:t>
+      </w:r>
+      <w:r>
+        <w:t>+</w:t>
+      </w:r>
+      <w:r>
+        <w:rPr>
+          <w:rFonts w:ascii="Segoe UI Emoji" w:hAnsi="Segoe UI Emoji" w:cs="Segoe UI Emoji"/>
+        </w:rPr>
+        <w:t>🎯</w:t>
+      </w:r>
+      <w:r>
+        <w:rPr>
+          <w:b/>
+          <w:bCs/>
+        </w:rPr>
+        <w:t>Contexto</w:t>
+      </w:r>
+      <w:r>
+        <w:t>+</w:t>
+      </w:r>
+      <w:r>
+        <w:rPr>
+          <w:rFonts w:ascii="Segoe UI Emoji" w:hAnsi="Segoe UI Emoji" w:cs="Segoe UI Emoji"/>
+        </w:rPr>
+        <w:t>⚡</w:t>
+      </w:r>
+      <w:r>
+        <w:rPr>
+          <w:b/>
+          <w:bCs/>
+        </w:rPr>
+        <w:t>Tarea</w:t>
+      </w:r>
+      <w:r>
+        <w:t>+</w:t>
+      </w:r>
+      <w:r>
+        <w:rPr>
+          <w:rFonts w:ascii="Segoe UI Emoji" w:hAnsi="Segoe UI Emoji" w:cs="Segoe UI Emoji"/>
+        </w:rPr>
+        <w:t>📊</w:t>
+      </w:r>
+      <w:r>
+        <w:rPr>
+          <w:b/>
+          <w:bCs/>
+        </w:rPr>
+        <w:t xml:space="preserve">Formato=Buen </w:t>
+      </w:r>
+      <w:proofErr w:type="spellStart"/>
+      <w:r>
+        <w:rPr>
+          <w:b/>
+          <w:bCs/>
+        </w:rPr>
+        <w:t>Prompt</w:t>
+      </w:r>
+      <w:proofErr w:type="spellEnd"/>
+    </w:p>
+    <w:p/>
+    <w:p>
+      <w:pPr>
+        <w:rPr>
+          <w:b/>
+          <w:bCs/>
+        </w:rPr>
+      </w:pPr>
+      <w:r>
+        <w:rPr>
+          <w:rFonts w:ascii="Segoe UI Emoji" w:hAnsi="Segoe UI Emoji" w:cs="Segoe UI Emoji"/>
+          <w:b/>
+          <w:bCs/>
+        </w:rPr>
+        <w:t>📅</w:t>
+      </w:r>
+      <w:r>
+        <w:rPr>
+          <w:b/>
+          <w:bCs/>
+        </w:rPr>
+        <w:t xml:space="preserve"> Semana 2: Productividad de Oficina</w:t>
+      </w:r>
+    </w:p>
+    <w:p>
+      <w:r>
+        <w:t xml:space="preserve"> Enfoque: Tareas comunes de correo, redacción y organización aplicando la Estructura Maestra.</w:t>
+      </w:r>
+    </w:p>
+    <w:p>
+      <w:pPr>
+        <w:rPr>
+          <w:b/>
+          <w:bCs/>
+        </w:rPr>
+      </w:pPr>
+      <w:r>
+        <w:rPr>
+          <w:b/>
+          <w:bCs/>
+        </w:rPr>
+        <w:t>Día 6: Lluvia de ideas (</w:t>
+      </w:r>
+      <w:proofErr w:type="spellStart"/>
+      <w:r>
+        <w:rPr>
+          <w:b/>
+          <w:bCs/>
+        </w:rPr>
+        <w:t>Brainstorming</w:t>
+      </w:r>
+      <w:proofErr w:type="spellEnd"/>
+      <w:r>
+        <w:rPr>
+          <w:b/>
+          <w:bCs/>
+        </w:rPr>
+        <w:t>)</w:t>
+      </w:r>
+    </w:p>
+    <w:p>
+      <w:pPr>
+        <w:numPr>
+          <w:ilvl w:val="0"/>
+          <w:numId w:val="5"/>
+        </w:numPr>
+      </w:pPr>
+      <w:r>
+        <w:t xml:space="preserve">Mensaje: "¿Bloqueo creativo? </w:t>
+      </w:r>
+      <w:proofErr w:type="spellStart"/>
+      <w:r>
+        <w:t>Copilot</w:t>
+      </w:r>
+      <w:proofErr w:type="spellEnd"/>
+      <w:r>
+        <w:t xml:space="preserve"> es el mejor compañero para pensar si le das un rol claro."</w:t>
+      </w:r>
+    </w:p>
+    <w:p>
+      <w:pPr>
+        <w:numPr>
+          <w:ilvl w:val="0"/>
+          <w:numId w:val="5"/>
+        </w:numPr>
+      </w:pPr>
+      <w:proofErr w:type="spellStart"/>
+      <w:r>
+        <w:t>Prompt</w:t>
+      </w:r>
+      <w:proofErr w:type="spellEnd"/>
+      <w:r>
+        <w:t xml:space="preserve"> del día: "Actúa como un Experto en Comunicación Interna (Rol). Estamos organizando la fiesta de fin de año de la empresa (Contexto). Dame 10 ideas creativas para el asunto del correo de invitación (Tarea). Presenta las opciones en una lista numerada y usa un tono divertido (Formato)."</w:t>
+      </w:r>
+    </w:p>
+    <w:p>
+      <w:pPr>
+        <w:rPr>
+          <w:b/>
+          <w:bCs/>
+        </w:rPr>
+      </w:pPr>
+      <w:r>
+        <w:rPr>
+          <w:b/>
+          <w:bCs/>
+        </w:rPr>
+        <w:t>Día 7: Mejora tus borradores</w:t>
+      </w:r>
+    </w:p>
+    <w:p>
+      <w:pPr>
+        <w:numPr>
+          <w:ilvl w:val="0"/>
+          <w:numId w:val="6"/>
+        </w:numPr>
+      </w:pPr>
+      <w:r>
+        <w:t>Mensaje: "No pierdas tiempo puliendo textos. Escribe tus ideas en bruto y deja que la IA les dé el tono profesional."</w:t>
+      </w:r>
+    </w:p>
+    <w:p>
+      <w:pPr>
+        <w:pStyle w:val="Prrafodelista"/>
+        <w:numPr>
+          <w:ilvl w:val="0"/>
+          <w:numId w:val="6"/>
+        </w:numPr>
+      </w:pPr>
+      <w:proofErr w:type="spellStart"/>
+      <w:r>
+        <w:t>Prompt</w:t>
+      </w:r>
+      <w:proofErr w:type="spellEnd"/>
+      <w:r>
+        <w:t xml:space="preserve"> del día: "Actúa como un Asistente Logístico (Rol). Tengo estas notas sueltas sobre problemas en el almacén: 'falta stock de repuestos, los racks del pasillo B están flojos, hay que llamar urgente al proveedor' (Contexto). Redacta un informe breve para el Jefe de Operaciones (Tarea). Usa un tono profesional y directo (Formato)."</w:t>
+      </w:r>
+      <w:r>
+        <w:t>Día 8: De bloque de texto a tabla (Resúmenes)</w:t>
+      </w:r>
+    </w:p>
+    <w:p>
+      <w:r>
+        <w:rPr>
+          <w:b/>
+          <w:bCs/>
+        </w:rPr>
+        <w:t>Día 8: De bloque de texto a tabla (Análisis de Documentos)</w:t>
+      </w:r>
+    </w:p>
+    <w:p>
+      <w:pPr>
+        <w:numPr>
+          <w:ilvl w:val="0"/>
+          <w:numId w:val="10"/>
+        </w:numPr>
+      </w:pPr>
+      <w:r>
+        <w:rPr>
+          <w:b/>
+          <w:bCs/>
+        </w:rPr>
+        <w:t>Mensaje:</w:t>
+      </w:r>
+      <w:r>
+        <w:t xml:space="preserve"> "Ahorra tiempo procesando información. Sube un archivo y deja que </w:t>
+      </w:r>
+      <w:proofErr w:type="spellStart"/>
+      <w:r>
+        <w:t>Copilot</w:t>
+      </w:r>
+      <w:proofErr w:type="spellEnd"/>
+      <w:r>
+        <w:t xml:space="preserve"> lo estructure por ti."</w:t>
+      </w:r>
+    </w:p>
+    <w:p>
+      <w:pPr>
+        <w:numPr>
+          <w:ilvl w:val="0"/>
+          <w:numId w:val="10"/>
+        </w:numPr>
+      </w:pPr>
+      <w:r>
+        <w:rPr>
+          <w:b/>
+          <w:bCs/>
+        </w:rPr>
+        <w:t>Acción:</w:t>
+      </w:r>
+      <w:r>
+        <w:t xml:space="preserve"> "Descarga esta </w:t>
+      </w:r>
+      <w:r>
+        <w:rPr>
+          <w:b/>
+          <w:bCs/>
+        </w:rPr>
+        <w:t>Política de Vacaciones (Ejemplo)</w:t>
+      </w:r>
+      <w:r>
+        <w:t xml:space="preserve">, súbela a </w:t>
+      </w:r>
+      <w:proofErr w:type="spellStart"/>
+      <w:r>
+        <w:t>Copilot</w:t>
+      </w:r>
+      <w:proofErr w:type="spellEnd"/>
+      <w:r>
+        <w:t xml:space="preserve"> y usa este </w:t>
+      </w:r>
+      <w:proofErr w:type="spellStart"/>
+      <w:r>
+        <w:t>prompt</w:t>
+      </w:r>
+      <w:proofErr w:type="spellEnd"/>
+      <w:r>
+        <w:t>."</w:t>
+      </w:r>
+    </w:p>
+    <w:p>
+      <w:pPr>
+        <w:numPr>
+          <w:ilvl w:val="0"/>
+          <w:numId w:val="10"/>
+        </w:numPr>
+      </w:pPr>
+      <w:proofErr w:type="spellStart"/>
+      <w:r>
+        <w:rPr>
           <w:b/>
           <w:bCs/>
         </w:rPr>
         <w:lastRenderedPageBreak/>
+        <w:t>Prompt</w:t>
+      </w:r>
+      <w:proofErr w:type="spellEnd"/>
+      <w:r>
+        <w:rPr>
+          <w:b/>
+          <w:bCs/>
+        </w:rPr>
+        <w:t xml:space="preserve"> del día:</w:t>
+      </w:r>
+      <w:r>
+        <w:t xml:space="preserve"> "Actúa como un </w:t>
+      </w:r>
+      <w:r>
+        <w:rPr>
+          <w:b/>
+          <w:bCs/>
+        </w:rPr>
+        <w:t>Analista (Rol)</w:t>
+      </w:r>
+      <w:r>
+        <w:t xml:space="preserve">. He subido la </w:t>
+      </w:r>
+      <w:r>
+        <w:rPr>
+          <w:b/>
+          <w:bCs/>
+        </w:rPr>
+        <w:t>nueva política de la empresa (Contexto)</w:t>
+      </w:r>
+      <w:r>
+        <w:t xml:space="preserve">. </w:t>
+      </w:r>
+      <w:r>
+        <w:rPr>
+          <w:b/>
+          <w:bCs/>
+        </w:rPr>
+        <w:t>Extrae los 5 puntos que todo trabajador debe conocer para pedir sus vacaciones (Tarea)</w:t>
+      </w:r>
+      <w:r>
+        <w:t xml:space="preserve">. Entrégame el resultado en una </w:t>
+      </w:r>
+      <w:r>
+        <w:rPr>
+          <w:b/>
+          <w:bCs/>
+        </w:rPr>
+        <w:t>tabla con las columnas: Requisito y Descripción (Formato)</w:t>
+      </w:r>
+      <w:r>
+        <w:t>."</w:t>
+      </w:r>
+    </w:p>
+    <w:p>
+      <w:r>
+        <w:t>Día 9: Explicaciones complejas (Modo ELI5)</w:t>
+      </w:r>
+    </w:p>
+    <w:p>
+      <w:pPr>
+        <w:numPr>
+          <w:ilvl w:val="0"/>
+          <w:numId w:val="8"/>
+        </w:numPr>
+      </w:pPr>
+      <w:r>
+        <w:t xml:space="preserve">Mensaje: "¿Recibiste un concepto técnico que no entiendes? Pídele a </w:t>
+      </w:r>
+      <w:proofErr w:type="spellStart"/>
+      <w:r>
+        <w:t>Copilot</w:t>
+      </w:r>
+      <w:proofErr w:type="spellEnd"/>
+      <w:r>
+        <w:t xml:space="preserve"> que te lo explique como a un niño."</w:t>
+      </w:r>
+    </w:p>
+    <w:p>
+      <w:pPr>
+        <w:numPr>
+          <w:ilvl w:val="0"/>
+          <w:numId w:val="8"/>
+        </w:numPr>
+      </w:pPr>
+      <w:proofErr w:type="spellStart"/>
+      <w:r>
+        <w:t>Prompt</w:t>
+      </w:r>
+      <w:proofErr w:type="spellEnd"/>
+      <w:r>
+        <w:t xml:space="preserve"> del día: "Actúa como un Capacitador Pedagógico (Rol). Soy nuevo en el área y no entiendo qué es [Concepto técnico/Proceso de GP] (Contexto). Explícame cómo funciona este proceso (Tarea) de forma sencilla, usando una analogía o ejemplo simple (Formato)."</w:t>
+      </w:r>
+    </w:p>
+    <w:p>
+      <w:r>
+        <w:rPr>
+          <w:b/>
+          <w:bCs/>
+        </w:rPr>
+        <w:t>Día 10: Traducciones con Tono (Texto Definido)</w:t>
+      </w:r>
+    </w:p>
+    <w:p>
+      <w:pPr>
+        <w:numPr>
+          <w:ilvl w:val="0"/>
+          <w:numId w:val="11"/>
+        </w:numPr>
+      </w:pPr>
+      <w:r>
+        <w:rPr>
+          <w:b/>
+          <w:bCs/>
+        </w:rPr>
+        <w:t>Mensaje:</w:t>
+      </w:r>
+      <w:r>
+        <w:t xml:space="preserve"> "Traducir no es solo cambiar palabras, es adaptar el mensaje para que el receptor lo entienda perfectamente."</w:t>
+      </w:r>
+    </w:p>
+    <w:p>
+      <w:pPr>
+        <w:numPr>
+          <w:ilvl w:val="0"/>
+          <w:numId w:val="11"/>
+        </w:numPr>
+      </w:pPr>
+      <w:proofErr w:type="spellStart"/>
+      <w:r>
+        <w:rPr>
+          <w:b/>
+          <w:bCs/>
+        </w:rPr>
+        <w:t>Prompt</w:t>
+      </w:r>
+      <w:proofErr w:type="spellEnd"/>
+      <w:r>
+        <w:rPr>
+          <w:b/>
+          <w:bCs/>
+        </w:rPr>
+        <w:t xml:space="preserve"> del día:</w:t>
+      </w:r>
+      <w:r>
+        <w:t xml:space="preserve"> "Actúa como un </w:t>
+      </w:r>
+      <w:r>
+        <w:rPr>
+          <w:b/>
+          <w:bCs/>
+        </w:rPr>
+        <w:t>Traductor de Negocios (Rol)</w:t>
+      </w:r>
+      <w:r>
+        <w:t xml:space="preserve">. Tengo este texto para un </w:t>
+      </w:r>
+      <w:r>
+        <w:rPr>
+          <w:b/>
+          <w:bCs/>
+        </w:rPr>
+        <w:t>proveedor extranjero: 'Hola, te escribo porque el pago se hizo ayer, confírmame si te llegó' (Contexto)</w:t>
+      </w:r>
+      <w:r>
+        <w:t xml:space="preserve">. </w:t>
+      </w:r>
+      <w:r>
+        <w:rPr>
+          <w:b/>
+          <w:bCs/>
+        </w:rPr>
+        <w:t>Tradúcelo al inglés (Tarea)</w:t>
+      </w:r>
+      <w:r>
+        <w:t xml:space="preserve"> asegurándote de que el </w:t>
+      </w:r>
+      <w:r>
+        <w:rPr>
+          <w:b/>
+          <w:bCs/>
+        </w:rPr>
+        <w:t>tono sea muy formal y ejecutivo (Formato)</w:t>
+      </w:r>
+      <w:r>
+        <w:t>."</w:t>
+      </w:r>
+    </w:p>
+    <w:p>
+      <w:pPr>
+        <w:rPr>
+          <w:b/>
+          <w:bCs/>
+        </w:rPr>
+      </w:pPr>
+      <w:r>
+        <w:rPr>
+          <w:rFonts w:ascii="Segoe UI Emoji" w:hAnsi="Segoe UI Emoji" w:cs="Segoe UI Emoji"/>
+          <w:b/>
+          <w:bCs/>
+        </w:rPr>
         <w:t>📅</w:t>
       </w:r>
       <w:r>
@@ -537,7 +1185,39 @@
           <w:b/>
           <w:bCs/>
         </w:rPr>
-        <w:t xml:space="preserve"> Semana 2: Productividad de Oficina</w:t>
+        <w:t xml:space="preserve"> Semana 3: </w:t>
+      </w:r>
+      <w:proofErr w:type="spellStart"/>
+      <w:r>
+        <w:rPr>
+          <w:b/>
+          <w:bCs/>
+        </w:rPr>
+        <w:t>Copilot</w:t>
+      </w:r>
+      <w:proofErr w:type="spellEnd"/>
+      <w:r>
+        <w:rPr>
+          <w:b/>
+          <w:bCs/>
+        </w:rPr>
+        <w:t xml:space="preserve"> en </w:t>
+      </w:r>
+      <w:proofErr w:type="spellStart"/>
+      <w:r>
+        <w:rPr>
+          <w:b/>
+          <w:bCs/>
+        </w:rPr>
+        <w:t>Teams</w:t>
+      </w:r>
+      <w:proofErr w:type="spellEnd"/>
+      <w:r>
+        <w:rPr>
+          <w:b/>
+          <w:bCs/>
+        </w:rPr>
+        <w:t xml:space="preserve"> y Colaboración</w:t>
       </w:r>
     </w:p>
     <w:p>
@@ -546,22 +1226,22 @@
           <w:i/>
           <w:iCs/>
         </w:rPr>
-        <w:t>Enfoque: Tareas comunes de correo, redacción y organización.</w:t>
+        <w:t>Enfoque: Aprovechar el chat dentro de la herramienta de comunicación.</w:t>
       </w:r>
     </w:p>
     <w:p>
       <w:pPr>
         <w:numPr>
           <w:ilvl w:val="0"/>
-          <w:numId w:val="2"/>
-        </w:numPr>
-      </w:pPr>
-      <w:r>
-        <w:rPr>
-          <w:b/>
-          <w:bCs/>
-        </w:rPr>
-        <w:t>Día 6: Lluvia de ideas (</w:t>
+          <w:numId w:val="3"/>
+        </w:numPr>
+      </w:pPr>
+      <w:r>
+        <w:rPr>
+          <w:b/>
+          <w:bCs/>
+        </w:rPr>
+        <w:t xml:space="preserve">Día 11: Resumir chats de </w:t>
       </w:r>
       <w:proofErr w:type="spellStart"/>
       <w:r>
@@ -569,7 +1249,7 @@
           <w:b/>
           <w:bCs/>
         </w:rPr>
-        <w:t>Brainstorming</w:t>
+        <w:t>Teams</w:t>
       </w:r>
       <w:proofErr w:type="spellEnd"/>
       <w:r>
@@ -577,14 +1257,14 @@
           <w:b/>
           <w:bCs/>
         </w:rPr>
-        <w:t>).</w:t>
+        <w:t>.</w:t>
       </w:r>
     </w:p>
     <w:p>
       <w:pPr>
         <w:numPr>
           <w:ilvl w:val="1"/>
-          <w:numId w:val="2"/>
+          <w:numId w:val="3"/>
         </w:numPr>
       </w:pPr>
       <w:r>
@@ -595,7 +1275,7 @@
         <w:t>Mensaje:</w:t>
       </w:r>
       <w:r>
-        <w:t xml:space="preserve"> "¿Bloqueo creativo? </w:t>
+        <w:t xml:space="preserve"> "Si te uniste tarde a un grupo o te perdiste una charla larga, </w:t>
       </w:r>
       <w:proofErr w:type="spellStart"/>
       <w:r>
@@ -603,63 +1283,54 @@
       </w:r>
       <w:proofErr w:type="spellEnd"/>
       <w:r>
-        <w:t xml:space="preserve"> es el mejor compañero para pensar."</w:t>
+        <w:t xml:space="preserve"> puede ayudarte."</w:t>
       </w:r>
     </w:p>
     <w:p>
       <w:pPr>
         <w:numPr>
           <w:ilvl w:val="1"/>
-          <w:numId w:val="2"/>
-        </w:numPr>
-      </w:pPr>
-      <w:proofErr w:type="spellStart"/>
-      <w:r>
-        <w:rPr>
-          <w:b/>
-          <w:bCs/>
-        </w:rPr>
-        <w:t>Prompt</w:t>
-      </w:r>
-      <w:proofErr w:type="spellEnd"/>
-      <w:r>
-        <w:rPr>
-          <w:b/>
-          <w:bCs/>
-        </w:rPr>
-        <w:t xml:space="preserve"> del día:</w:t>
-      </w:r>
-      <w:r>
-        <w:t xml:space="preserve"> </w:t>
+          <w:numId w:val="3"/>
+        </w:numPr>
+      </w:pPr>
+      <w:r>
+        <w:rPr>
+          <w:b/>
+          <w:bCs/>
+        </w:rPr>
+        <w:t>Tip:</w:t>
+      </w:r>
+      <w:r>
+        <w:t xml:space="preserve"> Copia y pega las últimas 20 líneas de un chat y dile: </w:t>
       </w:r>
       <w:r>
         <w:rPr>
           <w:i/>
           <w:iCs/>
         </w:rPr>
-        <w:t>"Dame 10 ideas creativas para el asunto de un correo invitando a mis compañeros a la fiesta de fin de año. Que sean divertidas."</w:t>
+        <w:t>"Dime qué se decidió y qué tareas quedaron pendientes en esta conversación."</w:t>
       </w:r>
     </w:p>
     <w:p>
       <w:pPr>
         <w:numPr>
           <w:ilvl w:val="0"/>
-          <w:numId w:val="2"/>
-        </w:numPr>
-      </w:pPr>
-      <w:r>
-        <w:rPr>
-          <w:b/>
-          <w:bCs/>
-        </w:rPr>
-        <w:t>Día 7: Mejora tus borradores.</w:t>
+          <w:numId w:val="3"/>
+        </w:numPr>
+      </w:pPr>
+      <w:r>
+        <w:rPr>
+          <w:b/>
+          <w:bCs/>
+        </w:rPr>
+        <w:t>Día 12: Preparación de reuniones.</w:t>
       </w:r>
     </w:p>
     <w:p>
       <w:pPr>
         <w:numPr>
           <w:ilvl w:val="1"/>
-          <w:numId w:val="2"/>
+          <w:numId w:val="3"/>
         </w:numPr>
       </w:pPr>
       <w:r>
@@ -670,89 +1341,74 @@
         <w:t>Mensaje:</w:t>
       </w:r>
       <w:r>
-        <w:t xml:space="preserve"> "Escribe tus ideas rápido y deja que </w:t>
-      </w:r>
+        <w:t xml:space="preserve"> "No llegues a ciegas a una reunión."</w:t>
+      </w:r>
+    </w:p>
+    <w:p>
+      <w:pPr>
+        <w:numPr>
+          <w:ilvl w:val="1"/>
+          <w:numId w:val="3"/>
+        </w:numPr>
+      </w:pPr>
       <w:proofErr w:type="spellStart"/>
       <w:r>
-        <w:t>Copilot</w:t>
+        <w:rPr>
+          <w:b/>
+          <w:bCs/>
+        </w:rPr>
+        <w:t>Prompt</w:t>
       </w:r>
       <w:proofErr w:type="spellEnd"/>
       <w:r>
-        <w:t xml:space="preserve"> les dé forma profesional."</w:t>
+        <w:rPr>
+          <w:b/>
+          <w:bCs/>
+        </w:rPr>
+        <w:t xml:space="preserve"> del día:</w:t>
+      </w:r>
+      <w:r>
+        <w:t xml:space="preserve"> "Voy a tener una reunión sobre $$Tema$$. Genera una agenda de 5 puntos y 3 preguntas clave que debería hacer para no olvidar detalles importantes."</w:t>
+      </w:r>
+    </w:p>
+    <w:p>
+      <w:pPr>
+        <w:numPr>
+          <w:ilvl w:val="0"/>
+          <w:numId w:val="3"/>
+        </w:numPr>
+      </w:pPr>
+      <w:r>
+        <w:rPr>
+          <w:b/>
+          <w:bCs/>
+        </w:rPr>
+        <w:t>Día 13: Creación de Guías de Usuario.</w:t>
       </w:r>
     </w:p>
     <w:p>
       <w:pPr>
         <w:numPr>
           <w:ilvl w:val="1"/>
-          <w:numId w:val="2"/>
-        </w:numPr>
-      </w:pPr>
-      <w:r>
-        <w:rPr>
-          <w:b/>
-          <w:bCs/>
-        </w:rPr>
-        <w:t>Acción:</w:t>
-      </w:r>
-      <w:r>
-        <w:t xml:space="preserve"> Escribe algo mal redactado y dile: "Reescribe esto de forma que suene profesional y ejecutivo: </w:t>
-      </w:r>
-    </w:p>
-    <w:p>
-      <w:pPr>
-        <w:ind w:left="2832" w:firstLine="708"/>
-      </w:pPr>
-      <w:r>
-        <w:t>$$Tu borrador$$."</w:t>
-      </w:r>
-    </w:p>
-    <w:p>
-      <w:pPr>
-        <w:numPr>
-          <w:ilvl w:val="0"/>
-          <w:numId w:val="2"/>
-        </w:numPr>
-      </w:pPr>
-      <w:r>
-        <w:rPr>
-          <w:b/>
-          <w:bCs/>
-        </w:rPr>
-        <w:t>Día 8: De Tabla a Texto y viceversa.</w:t>
+          <w:numId w:val="3"/>
+        </w:numPr>
+      </w:pPr>
+      <w:r>
+        <w:rPr>
+          <w:b/>
+          <w:bCs/>
+        </w:rPr>
+        <w:t>Mensaje:</w:t>
+      </w:r>
+      <w:r>
+        <w:t xml:space="preserve"> "Ayuda a otros explicando procesos."</w:t>
       </w:r>
     </w:p>
     <w:p>
       <w:pPr>
         <w:numPr>
           <w:ilvl w:val="1"/>
-          <w:numId w:val="2"/>
-        </w:numPr>
-      </w:pPr>
-      <w:r>
-        <w:rPr>
-          <w:b/>
-          <w:bCs/>
-        </w:rPr>
-        <w:t>Mensaje:</w:t>
-      </w:r>
-      <w:r>
-        <w:t xml:space="preserve"> "</w:t>
-      </w:r>
-      <w:proofErr w:type="spellStart"/>
-      <w:r>
-        <w:t>Copilot</w:t>
-      </w:r>
-      <w:proofErr w:type="spellEnd"/>
-      <w:r>
-        <w:t xml:space="preserve"> maneja datos estructurados muy bien."</w:t>
-      </w:r>
-    </w:p>
-    <w:p>
-      <w:pPr>
-        <w:numPr>
-          <w:ilvl w:val="1"/>
-          <w:numId w:val="2"/>
+          <w:numId w:val="3"/>
         </w:numPr>
       </w:pPr>
       <w:proofErr w:type="spellStart"/>
@@ -779,29 +1435,45 @@
           <w:i/>
           <w:iCs/>
         </w:rPr>
-        <w:t>"Crea una tabla con 3 columnas: Tarea, Responsable y Fecha límite. Incluye 5 tareas ficticias para organizar una mudanza de oficina."</w:t>
+        <w:t>"Crea una guía de 3 pasos rápidos sobre cómo configurar el 'Fuera de oficina' en Outlook para que se lo pueda pasar a un colega nuevo."</w:t>
       </w:r>
     </w:p>
     <w:p>
       <w:pPr>
         <w:numPr>
           <w:ilvl w:val="0"/>
-          <w:numId w:val="2"/>
-        </w:numPr>
-      </w:pPr>
-      <w:r>
-        <w:rPr>
-          <w:b/>
-          <w:bCs/>
-        </w:rPr>
-        <w:t>Día 9: Explicaciones complejas (Modo ELI5).</w:t>
+          <w:numId w:val="3"/>
+        </w:numPr>
+      </w:pPr>
+      <w:r>
+        <w:rPr>
+          <w:b/>
+          <w:bCs/>
+        </w:rPr>
+        <w:t>Día 14: Simulación de conversaciones (</w:t>
+      </w:r>
+      <w:proofErr w:type="spellStart"/>
+      <w:r>
+        <w:rPr>
+          <w:b/>
+          <w:bCs/>
+        </w:rPr>
+        <w:t>Roleplay</w:t>
+      </w:r>
+      <w:proofErr w:type="spellEnd"/>
+      <w:r>
+        <w:rPr>
+          <w:b/>
+          <w:bCs/>
+        </w:rPr>
+        <w:t>).</w:t>
       </w:r>
     </w:p>
     <w:p>
       <w:pPr>
         <w:numPr>
           <w:ilvl w:val="1"/>
-          <w:numId w:val="2"/>
+          <w:numId w:val="3"/>
         </w:numPr>
       </w:pPr>
       <w:r>
@@ -812,14 +1484,14 @@
         <w:t>Mensaje:</w:t>
       </w:r>
       <w:r>
-        <w:t xml:space="preserve"> "¿No entiendes un concepto técnico? Pídele que te lo explique como a un niño."</w:t>
+        <w:t xml:space="preserve"> "Practica una conversación difícil antes de tenerla."</w:t>
       </w:r>
     </w:p>
     <w:p>
       <w:pPr>
         <w:numPr>
           <w:ilvl w:val="1"/>
-          <w:numId w:val="2"/>
+          <w:numId w:val="3"/>
         </w:numPr>
       </w:pPr>
       <w:proofErr w:type="spellStart"/>
@@ -828,6 +1500,7 @@
           <w:b/>
           <w:bCs/>
         </w:rPr>
+        <w:lastRenderedPageBreak/>
         <w:t>Prompt</w:t>
       </w:r>
       <w:proofErr w:type="spellEnd"/>
@@ -846,29 +1519,29 @@
           <w:i/>
           <w:iCs/>
         </w:rPr>
-        <w:t>"Explícame qué es la ciberseguridad y por qué es importante cambiar mi contraseña, como si yo tuviera 10 años."</w:t>
+        <w:t>"Actúa como un cliente difícil que se queja por un retraso. Yo intentaré calmarte y tú responde según mis argumentos."</w:t>
       </w:r>
     </w:p>
     <w:p>
       <w:pPr>
         <w:numPr>
           <w:ilvl w:val="0"/>
-          <w:numId w:val="2"/>
-        </w:numPr>
-      </w:pPr>
-      <w:r>
-        <w:rPr>
-          <w:b/>
-          <w:bCs/>
-        </w:rPr>
-        <w:t>Día 10: Traducciones contextuales.</w:t>
+          <w:numId w:val="3"/>
+        </w:numPr>
+      </w:pPr>
+      <w:r>
+        <w:rPr>
+          <w:b/>
+          <w:bCs/>
+        </w:rPr>
+        <w:t>Día 15: Revisión de ortografía y gramática.</w:t>
       </w:r>
     </w:p>
     <w:p>
       <w:pPr>
         <w:numPr>
           <w:ilvl w:val="1"/>
-          <w:numId w:val="2"/>
+          <w:numId w:val="3"/>
         </w:numPr>
       </w:pPr>
       <w:r>
@@ -879,158 +1552,32 @@
         <w:t>Mensaje:</w:t>
       </w:r>
       <w:r>
-        <w:t xml:space="preserve"> "</w:t>
-      </w:r>
-      <w:proofErr w:type="spellStart"/>
-      <w:r>
-        <w:t>Copilot</w:t>
-      </w:r>
-      <w:proofErr w:type="spellEnd"/>
-      <w:r>
-        <w:t xml:space="preserve"> traduce mejor que los traductores tradicionales porque entiende el tono."</w:t>
+        <w:t xml:space="preserve"> "Olvídate de las tildes y las comas por un momento, deja que él las arregle."</w:t>
       </w:r>
     </w:p>
     <w:p>
       <w:pPr>
         <w:numPr>
           <w:ilvl w:val="1"/>
-          <w:numId w:val="2"/>
-        </w:numPr>
-      </w:pPr>
-      <w:proofErr w:type="spellStart"/>
-      <w:r>
-        <w:rPr>
-          <w:b/>
-          <w:bCs/>
-        </w:rPr>
-        <w:t>Prompt</w:t>
-      </w:r>
-      <w:proofErr w:type="spellEnd"/>
-      <w:r>
-        <w:rPr>
-          <w:b/>
-          <w:bCs/>
-        </w:rPr>
-        <w:t xml:space="preserve"> del día:</w:t>
-      </w:r>
-      <w:r>
-        <w:t xml:space="preserve"> "Traduce este párrafo al inglés, pero asegúrate de que use un tono formal de negocios de </w:t>
-      </w:r>
-      <w:proofErr w:type="gramStart"/>
-      <w:r>
-        <w:t>EE.UU.</w:t>
-      </w:r>
-      <w:proofErr w:type="gramEnd"/>
-      <w:r>
-        <w:t xml:space="preserve">: </w:t>
-      </w:r>
-    </w:p>
-    <w:p>
-      <w:pPr>
-        <w:ind w:left="2124" w:firstLine="708"/>
-      </w:pPr>
-      <w:r>
-        <w:t>$$Texto en español$$."</w:t>
-      </w:r>
-    </w:p>
-    <w:p>
-      <w:pPr>
-        <w:ind w:left="2124" w:firstLine="708"/>
-      </w:pPr>
-    </w:p>
-    <w:p>
-      <w:pPr>
-        <w:rPr>
-          <w:b/>
-          <w:bCs/>
-        </w:rPr>
-      </w:pPr>
-      <w:r>
-        <w:rPr>
-          <w:rFonts w:ascii="Segoe UI Emoji" w:hAnsi="Segoe UI Emoji" w:cs="Segoe UI Emoji"/>
-          <w:b/>
-          <w:bCs/>
-        </w:rPr>
-        <w:t>📅</w:t>
-      </w:r>
-      <w:r>
-        <w:rPr>
-          <w:b/>
-          <w:bCs/>
-        </w:rPr>
-        <w:t xml:space="preserve"> Semana 3: </w:t>
-      </w:r>
-      <w:proofErr w:type="spellStart"/>
-      <w:r>
-        <w:rPr>
-          <w:b/>
-          <w:bCs/>
-        </w:rPr>
-        <w:t>Copilot</w:t>
-      </w:r>
-      <w:proofErr w:type="spellEnd"/>
-      <w:r>
-        <w:rPr>
-          <w:b/>
-          <w:bCs/>
-        </w:rPr>
-        <w:t xml:space="preserve"> en </w:t>
-      </w:r>
-      <w:proofErr w:type="spellStart"/>
-      <w:r>
-        <w:rPr>
-          <w:b/>
-          <w:bCs/>
-        </w:rPr>
-        <w:t>Teams</w:t>
-      </w:r>
-      <w:proofErr w:type="spellEnd"/>
-      <w:r>
-        <w:rPr>
-          <w:b/>
-          <w:bCs/>
-        </w:rPr>
-        <w:t xml:space="preserve"> y Colaboración</w:t>
-      </w:r>
-    </w:p>
-    <w:p>
+          <w:numId w:val="3"/>
+        </w:numPr>
+      </w:pPr>
+      <w:r>
+        <w:rPr>
+          <w:b/>
+          <w:bCs/>
+        </w:rPr>
+        <w:t>Acción:</w:t>
+      </w:r>
+      <w:r>
+        <w:t xml:space="preserve"> Pégale un texto sin formato y dile: </w:t>
+      </w:r>
       <w:r>
         <w:rPr>
           <w:i/>
           <w:iCs/>
         </w:rPr>
-        <w:t>Enfoque: Aprovechar el chat dentro de la herramienta de comunicación.</w:t>
-      </w:r>
-    </w:p>
-    <w:p>
-      <w:pPr>
-        <w:numPr>
-          <w:ilvl w:val="0"/>
-          <w:numId w:val="3"/>
-        </w:numPr>
-      </w:pPr>
-      <w:r>
-        <w:rPr>
-          <w:b/>
-          <w:bCs/>
-        </w:rPr>
-        <w:t xml:space="preserve">Día 11: Resumir chats de </w:t>
-      </w:r>
-      <w:proofErr w:type="spellStart"/>
-      <w:r>
-        <w:rPr>
-          <w:b/>
-          <w:bCs/>
-        </w:rPr>
-        <w:t>Teams</w:t>
-      </w:r>
-      <w:proofErr w:type="spellEnd"/>
-      <w:r>
-        <w:rPr>
-          <w:b/>
-          <w:bCs/>
-        </w:rPr>
-        <w:t>.</w:t>
+        <w:t>"Corrige la ortografía y gramática de este texto sin cambiar el sentido original."</w:t>
       </w:r>
     </w:p>
     <w:p>
@@ -1040,71 +1587,59 @@
           <w:numId w:val="3"/>
         </w:numPr>
       </w:pPr>
-      <w:r>
-        <w:rPr>
-          <w:b/>
-          <w:bCs/>
-        </w:rPr>
-        <w:t>Mensaje:</w:t>
-      </w:r>
-      <w:r>
-        <w:t xml:space="preserve"> "Si te uniste tarde a un grupo o te perdiste una charla larga, </w:t>
-      </w:r>
-      <w:proofErr w:type="spellStart"/>
-      <w:r>
-        <w:t>Copilot</w:t>
-      </w:r>
-      <w:proofErr w:type="spellEnd"/>
-      <w:r>
-        <w:t xml:space="preserve"> puede ayudarte."</w:t>
-      </w:r>
-    </w:p>
-    <w:p>
-      <w:pPr>
-        <w:numPr>
-          <w:ilvl w:val="1"/>
-          <w:numId w:val="3"/>
-        </w:numPr>
-      </w:pPr>
-      <w:r>
-        <w:rPr>
-          <w:b/>
-          <w:bCs/>
-        </w:rPr>
-        <w:lastRenderedPageBreak/>
-        <w:t>Tip:</w:t>
-      </w:r>
-      <w:r>
-        <w:t xml:space="preserve"> Copia y pega las últimas 20 líneas de un chat y dile: </w:t>
-      </w:r>
+    </w:p>
+    <w:p>
+      <w:pPr>
+        <w:rPr>
+          <w:b/>
+          <w:bCs/>
+        </w:rPr>
+      </w:pPr>
+      <w:r>
+        <w:rPr>
+          <w:rFonts w:ascii="Segoe UI Emoji" w:hAnsi="Segoe UI Emoji" w:cs="Segoe UI Emoji"/>
+          <w:b/>
+          <w:bCs/>
+        </w:rPr>
+        <w:t>📅</w:t>
+      </w:r>
+      <w:r>
+        <w:rPr>
+          <w:b/>
+          <w:bCs/>
+        </w:rPr>
+        <w:t xml:space="preserve"> Semana 4: Técnicas Avanzadas y Ética</w:t>
+      </w:r>
+    </w:p>
+    <w:p>
       <w:r>
         <w:rPr>
           <w:i/>
           <w:iCs/>
         </w:rPr>
-        <w:t>"Dime qué se decidió y qué tareas quedaron pendientes en esta conversación."</w:t>
+        <w:t>Enfoque: Perfeccionamiento y seguridad.</w:t>
       </w:r>
     </w:p>
     <w:p>
       <w:pPr>
         <w:numPr>
           <w:ilvl w:val="0"/>
-          <w:numId w:val="3"/>
-        </w:numPr>
-      </w:pPr>
-      <w:r>
-        <w:rPr>
-          <w:b/>
-          <w:bCs/>
-        </w:rPr>
-        <w:t>Día 12: Preparación de reuniones.</w:t>
+          <w:numId w:val="4"/>
+        </w:numPr>
+      </w:pPr>
+      <w:r>
+        <w:rPr>
+          <w:b/>
+          <w:bCs/>
+        </w:rPr>
+        <w:t>Día 16: El método de iteración (Conversación).</w:t>
       </w:r>
     </w:p>
     <w:p>
       <w:pPr>
         <w:numPr>
           <w:ilvl w:val="1"/>
-          <w:numId w:val="3"/>
+          <w:numId w:val="4"/>
         </w:numPr>
       </w:pPr>
       <w:r>
@@ -1115,282 +1650,192 @@
         <w:t>Mensaje:</w:t>
       </w:r>
       <w:r>
-        <w:t xml:space="preserve"> "No llegues a ciegas a una reunión."</w:t>
+        <w:t xml:space="preserve"> "No te quedes con la primera respuesta. ¡Habla con él!"</w:t>
       </w:r>
     </w:p>
     <w:p>
       <w:pPr>
         <w:numPr>
           <w:ilvl w:val="1"/>
-          <w:numId w:val="3"/>
-        </w:numPr>
-      </w:pPr>
-      <w:proofErr w:type="spellStart"/>
-      <w:r>
-        <w:rPr>
-          <w:b/>
-          <w:bCs/>
-        </w:rPr>
-        <w:t>Prompt</w:t>
-      </w:r>
-      <w:proofErr w:type="spellEnd"/>
-      <w:r>
-        <w:rPr>
-          <w:b/>
-          <w:bCs/>
-        </w:rPr>
-        <w:t xml:space="preserve"> del día:</w:t>
-      </w:r>
-      <w:r>
-        <w:t xml:space="preserve"> "Voy a tener una reunión sobre $$Tema$$. Genera una agenda de 5 puntos y 3 preguntas clave que debería hacer para no olvidar detalles importantes."</w:t>
-      </w:r>
-    </w:p>
-    <w:p>
-      <w:pPr>
-        <w:numPr>
-          <w:ilvl w:val="0"/>
-          <w:numId w:val="3"/>
-        </w:numPr>
-      </w:pPr>
-      <w:r>
-        <w:rPr>
-          <w:b/>
-          <w:bCs/>
-        </w:rPr>
-        <w:t>Día 13: Creación de Guías de Usuario.</w:t>
-      </w:r>
-    </w:p>
-    <w:p>
-      <w:pPr>
-        <w:numPr>
-          <w:ilvl w:val="1"/>
-          <w:numId w:val="3"/>
-        </w:numPr>
-      </w:pPr>
-      <w:r>
-        <w:rPr>
-          <w:b/>
-          <w:bCs/>
-        </w:rPr>
-        <w:t>Mensaje:</w:t>
-      </w:r>
-      <w:r>
-        <w:t xml:space="preserve"> "Ayuda a otros explicando procesos."</w:t>
-      </w:r>
-    </w:p>
-    <w:p>
-      <w:pPr>
-        <w:numPr>
-          <w:ilvl w:val="1"/>
-          <w:numId w:val="3"/>
-        </w:numPr>
-      </w:pPr>
-      <w:proofErr w:type="spellStart"/>
-      <w:r>
-        <w:rPr>
-          <w:b/>
-          <w:bCs/>
-        </w:rPr>
-        <w:t>Prompt</w:t>
-      </w:r>
-      <w:proofErr w:type="spellEnd"/>
-      <w:r>
-        <w:rPr>
-          <w:b/>
-          <w:bCs/>
-        </w:rPr>
-        <w:t xml:space="preserve"> del día:</w:t>
-      </w:r>
-      <w:r>
-        <w:t xml:space="preserve"> </w:t>
+          <w:numId w:val="4"/>
+        </w:numPr>
+      </w:pPr>
+      <w:r>
+        <w:rPr>
+          <w:b/>
+          <w:bCs/>
+        </w:rPr>
+        <w:t>Tip:</w:t>
+      </w:r>
+      <w:r>
+        <w:t xml:space="preserve"> Si la respuesta es muy larga, dile: </w:t>
       </w:r>
       <w:r>
         <w:rPr>
           <w:i/>
           <w:iCs/>
         </w:rPr>
-        <w:t>"Crea una guía de 3 pasos rápidos sobre cómo configurar el 'Fuera de oficina' en Outlook para que se lo pueda pasar a un colega nuevo."</w:t>
-      </w:r>
-    </w:p>
-    <w:p>
-      <w:pPr>
-        <w:numPr>
-          <w:ilvl w:val="0"/>
-          <w:numId w:val="3"/>
-        </w:numPr>
-      </w:pPr>
-      <w:r>
-        <w:rPr>
-          <w:b/>
-          <w:bCs/>
-        </w:rPr>
-        <w:t>Día 14: Simulación de conversaciones (</w:t>
+        <w:t>"Muy bien, ahora hazlo más corto y usa viñetas (</w:t>
       </w:r>
       <w:proofErr w:type="spellStart"/>
-      <w:r>
-        <w:rPr>
-          <w:b/>
-          <w:bCs/>
-        </w:rPr>
-        <w:t>Roleplay</w:t>
-      </w:r>
-      <w:proofErr w:type="spellEnd"/>
-      <w:r>
-        <w:rPr>
-          <w:b/>
-          <w:bCs/>
-        </w:rPr>
-        <w:t>).</w:t>
-      </w:r>
-    </w:p>
-    <w:p>
-      <w:pPr>
-        <w:numPr>
-          <w:ilvl w:val="1"/>
-          <w:numId w:val="3"/>
-        </w:numPr>
-      </w:pPr>
-      <w:r>
-        <w:rPr>
-          <w:b/>
-          <w:bCs/>
-        </w:rPr>
-        <w:t>Mensaje:</w:t>
-      </w:r>
-      <w:r>
-        <w:t xml:space="preserve"> "Practica una conversación difícil antes de tenerla."</w:t>
-      </w:r>
-    </w:p>
-    <w:p>
-      <w:pPr>
-        <w:numPr>
-          <w:ilvl w:val="1"/>
-          <w:numId w:val="3"/>
-        </w:numPr>
-      </w:pPr>
-      <w:proofErr w:type="spellStart"/>
-      <w:r>
-        <w:rPr>
-          <w:b/>
-          <w:bCs/>
-        </w:rPr>
-        <w:t>Prompt</w:t>
-      </w:r>
-      <w:proofErr w:type="spellEnd"/>
-      <w:r>
-        <w:rPr>
-          <w:b/>
-          <w:bCs/>
-        </w:rPr>
-        <w:t xml:space="preserve"> del día:</w:t>
-      </w:r>
-      <w:r>
-        <w:t xml:space="preserve"> </w:t>
-      </w:r>
       <w:r>
         <w:rPr>
           <w:i/>
           <w:iCs/>
         </w:rPr>
-        <w:t>"Actúa como un cliente difícil que se queja por un retraso. Yo intentaré calmarte y tú responde según mis argumentos."</w:t>
-      </w:r>
-    </w:p>
-    <w:p>
-      <w:pPr>
-        <w:numPr>
-          <w:ilvl w:val="0"/>
-          <w:numId w:val="3"/>
-        </w:numPr>
-      </w:pPr>
-      <w:r>
-        <w:rPr>
-          <w:b/>
-          <w:bCs/>
-        </w:rPr>
-        <w:t>Día 15: Revisión de ortografía y gramática.</w:t>
-      </w:r>
-    </w:p>
-    <w:p>
-      <w:pPr>
-        <w:numPr>
-          <w:ilvl w:val="1"/>
-          <w:numId w:val="3"/>
-        </w:numPr>
-      </w:pPr>
-      <w:r>
-        <w:rPr>
-          <w:b/>
-          <w:bCs/>
-        </w:rPr>
-        <w:t>Mensaje:</w:t>
-      </w:r>
-      <w:r>
-        <w:t xml:space="preserve"> "Olvídate de las tildes y las comas por un momento, deja que él las arregle."</w:t>
-      </w:r>
-    </w:p>
-    <w:p>
-      <w:pPr>
-        <w:numPr>
-          <w:ilvl w:val="1"/>
-          <w:numId w:val="3"/>
-        </w:numPr>
-      </w:pPr>
-      <w:r>
-        <w:rPr>
-          <w:b/>
-          <w:bCs/>
-        </w:rPr>
-        <w:t>Acción:</w:t>
-      </w:r>
-      <w:r>
-        <w:t xml:space="preserve"> Pégale un texto sin formato y dile: </w:t>
-      </w:r>
+        <w:t>bullets</w:t>
+      </w:r>
+      <w:proofErr w:type="spellEnd"/>
       <w:r>
         <w:rPr>
           <w:i/>
           <w:iCs/>
         </w:rPr>
-        <w:t>"Corrige la ortografía y gramática de este texto sin cambiar el sentido original."</w:t>
+        <w:t>)."</w:t>
+      </w:r>
+    </w:p>
+    <w:p>
+      <w:pPr>
+        <w:numPr>
+          <w:ilvl w:val="0"/>
+          <w:numId w:val="4"/>
+        </w:numPr>
+      </w:pPr>
+      <w:r>
+        <w:rPr>
+          <w:b/>
+          <w:bCs/>
+        </w:rPr>
+        <w:t>Día 17: Seguridad de la información.</w:t>
       </w:r>
     </w:p>
     <w:p>
       <w:pPr>
         <w:numPr>
           <w:ilvl w:val="1"/>
-          <w:numId w:val="3"/>
-        </w:numPr>
-      </w:pPr>
-    </w:p>
-    <w:p>
-      <w:pPr>
-        <w:rPr>
-          <w:b/>
-          <w:bCs/>
-        </w:rPr>
-      </w:pPr>
-      <w:r>
-        <w:rPr>
-          <w:rFonts w:ascii="Segoe UI Emoji" w:hAnsi="Segoe UI Emoji" w:cs="Segoe UI Emoji"/>
-          <w:b/>
-          <w:bCs/>
-        </w:rPr>
-        <w:t>📅</w:t>
-      </w:r>
-      <w:r>
-        <w:rPr>
-          <w:b/>
-          <w:bCs/>
-        </w:rPr>
-        <w:t xml:space="preserve"> Semana 4: Técnicas Avanzadas y Ética</w:t>
-      </w:r>
-    </w:p>
-    <w:p>
+          <w:numId w:val="4"/>
+        </w:numPr>
+      </w:pPr>
+      <w:r>
+        <w:rPr>
+          <w:b/>
+          <w:bCs/>
+        </w:rPr>
+        <w:t>Mensaje:</w:t>
+      </w:r>
+      <w:r>
+        <w:t xml:space="preserve"> "Recuerda: </w:t>
+      </w:r>
+      <w:r>
+        <w:rPr>
+          <w:b/>
+          <w:bCs/>
+        </w:rPr>
+        <w:t>No pegues contraseñas, datos bancarios o información confidencial de clientes en el chat</w:t>
+      </w:r>
+      <w:r>
+        <w:t>. Usa solo datos de trabajo generales."</w:t>
+      </w:r>
+    </w:p>
+    <w:p>
+      <w:pPr>
+        <w:numPr>
+          <w:ilvl w:val="1"/>
+          <w:numId w:val="4"/>
+        </w:numPr>
+      </w:pPr>
+      <w:r>
+        <w:rPr>
+          <w:b/>
+          <w:bCs/>
+        </w:rPr>
+        <w:t>Recordatorio:</w:t>
+      </w:r>
+      <w:r>
+        <w:t xml:space="preserve"> La seguridad es responsabilidad de todos.</w:t>
+      </w:r>
+    </w:p>
+    <w:p>
+      <w:pPr>
+        <w:numPr>
+          <w:ilvl w:val="0"/>
+          <w:numId w:val="4"/>
+        </w:numPr>
+      </w:pPr>
+      <w:r>
+        <w:rPr>
+          <w:b/>
+          <w:bCs/>
+        </w:rPr>
+        <w:t xml:space="preserve">Día 18: Crear imágenes con DALL-E (vía </w:t>
+      </w:r>
+      <w:proofErr w:type="spellStart"/>
+      <w:r>
+        <w:rPr>
+          <w:b/>
+          <w:bCs/>
+        </w:rPr>
+        <w:t>Copilot</w:t>
+      </w:r>
+      <w:proofErr w:type="spellEnd"/>
+      <w:r>
+        <w:rPr>
+          <w:b/>
+          <w:bCs/>
+        </w:rPr>
+        <w:t>).</w:t>
+      </w:r>
+    </w:p>
+    <w:p>
+      <w:pPr>
+        <w:numPr>
+          <w:ilvl w:val="1"/>
+          <w:numId w:val="4"/>
+        </w:numPr>
+      </w:pPr>
+      <w:r>
+        <w:rPr>
+          <w:b/>
+          <w:bCs/>
+        </w:rPr>
+        <w:t>Mensaje:</w:t>
+      </w:r>
+      <w:r>
+        <w:t xml:space="preserve"> "¿Necesitas una imagen para una presentación?"</w:t>
+      </w:r>
+    </w:p>
+    <w:p>
+      <w:pPr>
+        <w:numPr>
+          <w:ilvl w:val="1"/>
+          <w:numId w:val="4"/>
+        </w:numPr>
+      </w:pPr>
+      <w:proofErr w:type="spellStart"/>
+      <w:r>
+        <w:rPr>
+          <w:b/>
+          <w:bCs/>
+        </w:rPr>
+        <w:t>Prompt</w:t>
+      </w:r>
+      <w:proofErr w:type="spellEnd"/>
+      <w:r>
+        <w:rPr>
+          <w:b/>
+          <w:bCs/>
+        </w:rPr>
+        <w:t xml:space="preserve"> del día:</w:t>
+      </w:r>
+      <w:r>
+        <w:t xml:space="preserve"> </w:t>
+      </w:r>
       <w:r>
         <w:rPr>
           <w:i/>
           <w:iCs/>
         </w:rPr>
-        <w:t>Enfoque: Perfeccionamiento y seguridad.</w:t>
+        <w:t>"Genera una imagen de estilo 3D de un equipo de oficina celebrando un éxito, con colores brillantes y modernos."</w:t>
       </w:r>
     </w:p>
     <w:p>
@@ -1405,7 +1850,7 @@
           <w:b/>
           <w:bCs/>
         </w:rPr>
-        <w:t>Día 16: El método de iteración (Conversación).</w:t>
+        <w:t>Día 19: Excel y fórmulas (Nivel Básico).</w:t>
       </w:r>
     </w:p>
     <w:p>
@@ -1423,242 +1868,15 @@
         <w:t>Mensaje:</w:t>
       </w:r>
       <w:r>
-        <w:t xml:space="preserve"> "No te quedes con la primera respuesta. ¡Habla con él!"</w:t>
-      </w:r>
-    </w:p>
-    <w:p>
-      <w:pPr>
-        <w:numPr>
-          <w:ilvl w:val="1"/>
-          <w:numId w:val="4"/>
-        </w:numPr>
-      </w:pPr>
-      <w:r>
-        <w:rPr>
-          <w:b/>
-          <w:bCs/>
-        </w:rPr>
-        <w:t>Tip:</w:t>
-      </w:r>
-      <w:r>
-        <w:t xml:space="preserve"> Si la respuesta es muy larga, dile: </w:t>
-      </w:r>
-      <w:r>
-        <w:rPr>
-          <w:i/>
-          <w:iCs/>
-        </w:rPr>
-        <w:t>"Muy bien, ahora hazlo más corto y usa viñetas (</w:t>
+        <w:t xml:space="preserve"> "</w:t>
       </w:r>
       <w:proofErr w:type="spellStart"/>
       <w:r>
-        <w:rPr>
-          <w:i/>
-          <w:iCs/>
-        </w:rPr>
-        <w:t>bullets</w:t>
+        <w:t>Copilot</w:t>
       </w:r>
       <w:proofErr w:type="spellEnd"/>
       <w:r>
-        <w:rPr>
-          <w:i/>
-          <w:iCs/>
-        </w:rPr>
-        <w:t>)."</w:t>
-      </w:r>
-    </w:p>
-    <w:p>
-      <w:pPr>
-        <w:numPr>
-          <w:ilvl w:val="0"/>
-          <w:numId w:val="4"/>
-        </w:numPr>
-      </w:pPr>
-      <w:r>
-        <w:rPr>
-          <w:b/>
-          <w:bCs/>
-        </w:rPr>
-        <w:t>Día 17: Seguridad de la información.</w:t>
-      </w:r>
-    </w:p>
-    <w:p>
-      <w:pPr>
-        <w:numPr>
-          <w:ilvl w:val="1"/>
-          <w:numId w:val="4"/>
-        </w:numPr>
-      </w:pPr>
-      <w:r>
-        <w:rPr>
-          <w:b/>
-          <w:bCs/>
-        </w:rPr>
-        <w:t>Mensaje:</w:t>
-      </w:r>
-      <w:r>
-        <w:t xml:space="preserve"> "Recuerda: </w:t>
-      </w:r>
-      <w:r>
-        <w:rPr>
-          <w:b/>
-          <w:bCs/>
-        </w:rPr>
-        <w:t>No pegues contraseñas, datos bancarios o información confidencial de clientes en el chat</w:t>
-      </w:r>
-      <w:r>
-        <w:t>. Usa solo datos de trabajo generales."</w:t>
-      </w:r>
-    </w:p>
-    <w:p>
-      <w:pPr>
-        <w:numPr>
-          <w:ilvl w:val="1"/>
-          <w:numId w:val="4"/>
-        </w:numPr>
-      </w:pPr>
-      <w:r>
-        <w:rPr>
-          <w:b/>
-          <w:bCs/>
-        </w:rPr>
-        <w:t>Recordatorio:</w:t>
-      </w:r>
-      <w:r>
-        <w:t xml:space="preserve"> La seguridad es responsabilidad de todos.</w:t>
-      </w:r>
-    </w:p>
-    <w:p>
-      <w:pPr>
-        <w:numPr>
-          <w:ilvl w:val="0"/>
-          <w:numId w:val="4"/>
-        </w:numPr>
-      </w:pPr>
-      <w:r>
-        <w:rPr>
-          <w:b/>
-          <w:bCs/>
-        </w:rPr>
-        <w:t xml:space="preserve">Día 18: Crear imágenes con DALL-E (vía </w:t>
-      </w:r>
-      <w:proofErr w:type="spellStart"/>
-      <w:r>
-        <w:rPr>
-          <w:b/>
-          <w:bCs/>
-        </w:rPr>
-        <w:t>Copilot</w:t>
-      </w:r>
-      <w:proofErr w:type="spellEnd"/>
-      <w:r>
-        <w:rPr>
-          <w:b/>
-          <w:bCs/>
-        </w:rPr>
-        <w:t>).</w:t>
-      </w:r>
-    </w:p>
-    <w:p>
-      <w:pPr>
-        <w:numPr>
-          <w:ilvl w:val="1"/>
-          <w:numId w:val="4"/>
-        </w:numPr>
-      </w:pPr>
-      <w:r>
-        <w:rPr>
-          <w:b/>
-          <w:bCs/>
-        </w:rPr>
-        <w:t>Mensaje:</w:t>
-      </w:r>
-      <w:r>
-        <w:t xml:space="preserve"> "¿Necesitas una imagen para una presentación?"</w:t>
-      </w:r>
-    </w:p>
-    <w:p>
-      <w:pPr>
-        <w:numPr>
-          <w:ilvl w:val="1"/>
-          <w:numId w:val="4"/>
-        </w:numPr>
-      </w:pPr>
-      <w:proofErr w:type="spellStart"/>
-      <w:r>
-        <w:rPr>
-          <w:b/>
-          <w:bCs/>
-        </w:rPr>
-        <w:lastRenderedPageBreak/>
-        <w:t>Prompt</w:t>
-      </w:r>
-      <w:proofErr w:type="spellEnd"/>
-      <w:r>
-        <w:rPr>
-          <w:b/>
-          <w:bCs/>
-        </w:rPr>
-        <w:t xml:space="preserve"> del día:</w:t>
-      </w:r>
-      <w:r>
-        <w:t xml:space="preserve"> </w:t>
-      </w:r>
-      <w:r>
-        <w:rPr>
-          <w:i/>
-          <w:iCs/>
-        </w:rPr>
-        <w:t>"Genera una imagen de estilo 3D de un equipo de oficina celebrando un éxito, con colores brillantes y modernos."</w:t>
-      </w:r>
-    </w:p>
-    <w:p>
-      <w:pPr>
-        <w:numPr>
-          <w:ilvl w:val="0"/>
-          <w:numId w:val="4"/>
-        </w:numPr>
-      </w:pPr>
-      <w:r>
-        <w:rPr>
-          <w:b/>
-          <w:bCs/>
-        </w:rPr>
-        <w:t>Día 19: Excel y fórmulas (Nivel Básico).</w:t>
-      </w:r>
-    </w:p>
-    <w:p>
-      <w:pPr>
-        <w:numPr>
-          <w:ilvl w:val="1"/>
-          <w:numId w:val="4"/>
-        </w:numPr>
-      </w:pPr>
-      <w:r>
-        <w:rPr>
-          <w:b/>
-          <w:bCs/>
-        </w:rPr>
-        <w:t>Mensaje:</w:t>
-      </w:r>
-      <w:r>
-        <w:t xml:space="preserve"> "</w:t>
-      </w:r>
-      <w:proofErr w:type="spellStart"/>
-      <w:r>
-        <w:t>Copilot</w:t>
-      </w:r>
-      <w:proofErr w:type="spellEnd"/>
-      <w:r>
-        <w:t xml:space="preserve"> sabe mucho de </w:t>
-      </w:r>
-      <w:proofErr w:type="gramStart"/>
-      <w:r>
-        <w:t>Excel</w:t>
-      </w:r>
-      <w:proofErr w:type="gramEnd"/>
-      <w:r>
-        <w:t xml:space="preserve"> aunque estés en el chat."</w:t>
+        <w:t xml:space="preserve"> sabe mucho de Excel aunque estés en el chat."</w:t>
       </w:r>
     </w:p>
     <w:p>
@@ -1775,6 +1993,304 @@
 <file path=word/numbering.xml><?xml version="1.0" encoding="utf-8"?>
 <w:numbering xmlns:wpc="http://schemas.microsoft.com/office/word/2010/wordprocessingCanvas" xmlns:cx="http://schemas.microsoft.com/office/drawing/2014/chartex" xmlns:cx1="http://schemas.microsoft.com/office/drawing/2015/9/8/chartex" xmlns:cx2="http://schemas.microsoft.com/office/drawing/2015/10/21/chartex" xmlns:cx3="http://schemas.microsoft.com/office/drawing/2016/5/9/chartex" xmlns:cx4="http://schemas.microsoft.com/office/drawing/2016/5/10/chartex" xmlns:cx5="http://schemas.microsoft.com/office/drawing/2016/5/11/chartex" xmlns:cx6="http://schemas.microsoft.com/office/drawing/2016/5/12/chartex" xmlns:cx7="http://schemas.microsoft.com/office/drawing/2016/5/13/chartex" xmlns:cx8="http://schemas.microsoft.com/office/drawing/2016/5/14/chartex" xmlns:mc="http://schemas.openxmlformats.org/markup-compatibility/2006" xmlns:aink="http://schemas.microsoft.com/office/drawing/2016/ink" xmlns:am3d="http://schemas.microsoft.com/office/drawing/2017/model3d" xmlns:o="urn:schemas-microsoft-com:office:office" xmlns:oel="http://schemas.microsoft.com/office/2019/extlst" xmlns:r="http://schemas.openxmlformats.org/officeDocument/2006/relationships" xmlns:m="http://schemas.openxmlformats.org/officeDocument/2006/math" xmlns:v="urn:schemas-microsoft-com:vml" xmlns:wp14="http://schemas.microsoft.com/office/word/2010/wordprocessingDrawing" xmlns:wp="http://schemas.openxmlformats.org/drawingml/2006/wordprocessingDrawing" xmlns:w10="urn:schemas-microsoft-com:office:word" xmlns:w="http://schemas.openxmlformats.org/wordprocessingml/2006/main" xmlns:w14="http://schemas.microsoft.com/office/word/2010/wordml" xmlns:w15="http://schemas.microsoft.com/office/word/2012/wordml" xmlns:w16cex="http://schemas.microsoft.com/office/word/2018/wordml/cex" xmlns:w16cid="http://schemas.microsoft.com/office/word/2016/wordml/cid" xmlns:w16="http://schemas.microsoft.com/office/word/2018/wordml" xmlns:w16du="http://schemas.microsoft.com/office/word/2023/wordml/word16du" xmlns:w16sdtdh="http://schemas.microsoft.com/office/word/2020/wordml/sdtdatahash" xmlns:w16sdtfl="http://schemas.microsoft.com/office/word/2024/wordml/sdtformatlock" xmlns:w16se="http://schemas.microsoft.com/office/word/2015/wordml/symex" xmlns:wpg="http://schemas.microsoft.com/office/word/2010/wordprocessingGroup" xmlns:wpi="http://schemas.microsoft.com/office/word/2010/wordprocessingInk" xmlns:wne="http://schemas.microsoft.com/office/word/2006/wordml" xmlns:wps="http://schemas.microsoft.com/office/word/2010/wordprocessingShape" mc:Ignorable="w14 w15 w16se w16cid w16 w16cex w16sdtdh w16sdtfl w16du wp14">
   <w:abstractNum w:abstractNumId="0" w15:restartNumberingAfterBreak="0">
+    <w:nsid w:val="07B85A60"/>
+    <w:multiLevelType w:val="multilevel"/>
+    <w:tmpl w:val="7EF2730C"/>
+    <w:lvl w:ilvl="0">
+      <w:start w:val="1"/>
+      <w:numFmt w:val="bullet"/>
+      <w:lvlText w:val=""/>
+      <w:lvlJc w:val="left"/>
+      <w:pPr>
+        <w:tabs>
+          <w:tab w:val="num" w:pos="720"/>
+        </w:tabs>
+        <w:ind w:left="720" w:hanging="360"/>
+      </w:pPr>
+      <w:rPr>
+        <w:rFonts w:ascii="Symbol" w:hAnsi="Symbol" w:hint="default"/>
+        <w:sz w:val="20"/>
+      </w:rPr>
+    </w:lvl>
+    <w:lvl w:ilvl="1" w:tentative="1">
+      <w:start w:val="1"/>
+      <w:numFmt w:val="bullet"/>
+      <w:lvlText w:val="o"/>
+      <w:lvlJc w:val="left"/>
+      <w:pPr>
+        <w:tabs>
+          <w:tab w:val="num" w:pos="1440"/>
+        </w:tabs>
+        <w:ind w:left="1440" w:hanging="360"/>
+      </w:pPr>
+      <w:rPr>
+        <w:rFonts w:ascii="Courier New" w:hAnsi="Courier New" w:hint="default"/>
+        <w:sz w:val="20"/>
+      </w:rPr>
+    </w:lvl>
+    <w:lvl w:ilvl="2" w:tentative="1">
+      <w:start w:val="1"/>
+      <w:numFmt w:val="bullet"/>
+      <w:lvlText w:val=""/>
+      <w:lvlJc w:val="left"/>
+      <w:pPr>
+        <w:tabs>
+          <w:tab w:val="num" w:pos="2160"/>
+        </w:tabs>
+        <w:ind w:left="2160" w:hanging="360"/>
+      </w:pPr>
+      <w:rPr>
+        <w:rFonts w:ascii="Wingdings" w:hAnsi="Wingdings" w:hint="default"/>
+        <w:sz w:val="20"/>
+      </w:rPr>
+    </w:lvl>
+    <w:lvl w:ilvl="3" w:tentative="1">
+      <w:start w:val="1"/>
+      <w:numFmt w:val="bullet"/>
+      <w:lvlText w:val=""/>
+      <w:lvlJc w:val="left"/>
+      <w:pPr>
+        <w:tabs>
+          <w:tab w:val="num" w:pos="2880"/>
+        </w:tabs>
+        <w:ind w:left="2880" w:hanging="360"/>
+      </w:pPr>
+      <w:rPr>
+        <w:rFonts w:ascii="Wingdings" w:hAnsi="Wingdings" w:hint="default"/>
+        <w:sz w:val="20"/>
+      </w:rPr>
+    </w:lvl>
+    <w:lvl w:ilvl="4" w:tentative="1">
+      <w:start w:val="1"/>
+      <w:numFmt w:val="bullet"/>
+      <w:lvlText w:val=""/>
+      <w:lvlJc w:val="left"/>
+      <w:pPr>
+        <w:tabs>
+          <w:tab w:val="num" w:pos="3600"/>
+        </w:tabs>
+        <w:ind w:left="3600" w:hanging="360"/>
+      </w:pPr>
+      <w:rPr>
+        <w:rFonts w:ascii="Wingdings" w:hAnsi="Wingdings" w:hint="default"/>
+        <w:sz w:val="20"/>
+      </w:rPr>
+    </w:lvl>
+    <w:lvl w:ilvl="5" w:tentative="1">
+      <w:start w:val="1"/>
+      <w:numFmt w:val="bullet"/>
+      <w:lvlText w:val=""/>
+      <w:lvlJc w:val="left"/>
+      <w:pPr>
+        <w:tabs>
+          <w:tab w:val="num" w:pos="4320"/>
+        </w:tabs>
+        <w:ind w:left="4320" w:hanging="360"/>
+      </w:pPr>
+      <w:rPr>
+        <w:rFonts w:ascii="Wingdings" w:hAnsi="Wingdings" w:hint="default"/>
+        <w:sz w:val="20"/>
+      </w:rPr>
+    </w:lvl>
+    <w:lvl w:ilvl="6" w:tentative="1">
+      <w:start w:val="1"/>
+      <w:numFmt w:val="bullet"/>
+      <w:lvlText w:val=""/>
+      <w:lvlJc w:val="left"/>
+      <w:pPr>
+        <w:tabs>
+          <w:tab w:val="num" w:pos="5040"/>
+        </w:tabs>
+        <w:ind w:left="5040" w:hanging="360"/>
+      </w:pPr>
+      <w:rPr>
+        <w:rFonts w:ascii="Wingdings" w:hAnsi="Wingdings" w:hint="default"/>
+        <w:sz w:val="20"/>
+      </w:rPr>
+    </w:lvl>
+    <w:lvl w:ilvl="7" w:tentative="1">
+      <w:start w:val="1"/>
+      <w:numFmt w:val="bullet"/>
+      <w:lvlText w:val=""/>
+      <w:lvlJc w:val="left"/>
+      <w:pPr>
+        <w:tabs>
+          <w:tab w:val="num" w:pos="5760"/>
+        </w:tabs>
+        <w:ind w:left="5760" w:hanging="360"/>
+      </w:pPr>
+      <w:rPr>
+        <w:rFonts w:ascii="Wingdings" w:hAnsi="Wingdings" w:hint="default"/>
+        <w:sz w:val="20"/>
+      </w:rPr>
+    </w:lvl>
+    <w:lvl w:ilvl="8" w:tentative="1">
+      <w:start w:val="1"/>
+      <w:numFmt w:val="bullet"/>
+      <w:lvlText w:val=""/>
+      <w:lvlJc w:val="left"/>
+      <w:pPr>
+        <w:tabs>
+          <w:tab w:val="num" w:pos="6480"/>
+        </w:tabs>
+        <w:ind w:left="6480" w:hanging="360"/>
+      </w:pPr>
+      <w:rPr>
+        <w:rFonts w:ascii="Wingdings" w:hAnsi="Wingdings" w:hint="default"/>
+        <w:sz w:val="20"/>
+      </w:rPr>
+    </w:lvl>
+  </w:abstractNum>
+  <w:abstractNum w:abstractNumId="1" w15:restartNumberingAfterBreak="0">
+    <w:nsid w:val="102A4783"/>
+    <w:multiLevelType w:val="multilevel"/>
+    <w:tmpl w:val="4714193E"/>
+    <w:lvl w:ilvl="0">
+      <w:start w:val="1"/>
+      <w:numFmt w:val="bullet"/>
+      <w:lvlText w:val=""/>
+      <w:lvlJc w:val="left"/>
+      <w:pPr>
+        <w:tabs>
+          <w:tab w:val="num" w:pos="720"/>
+        </w:tabs>
+        <w:ind w:left="720" w:hanging="360"/>
+      </w:pPr>
+      <w:rPr>
+        <w:rFonts w:ascii="Symbol" w:hAnsi="Symbol" w:hint="default"/>
+        <w:sz w:val="20"/>
+      </w:rPr>
+    </w:lvl>
+    <w:lvl w:ilvl="1" w:tentative="1">
+      <w:start w:val="1"/>
+      <w:numFmt w:val="bullet"/>
+      <w:lvlText w:val="o"/>
+      <w:lvlJc w:val="left"/>
+      <w:pPr>
+        <w:tabs>
+          <w:tab w:val="num" w:pos="1440"/>
+        </w:tabs>
+        <w:ind w:left="1440" w:hanging="360"/>
+      </w:pPr>
+      <w:rPr>
+        <w:rFonts w:ascii="Courier New" w:hAnsi="Courier New" w:hint="default"/>
+        <w:sz w:val="20"/>
+      </w:rPr>
+    </w:lvl>
+    <w:lvl w:ilvl="2" w:tentative="1">
+      <w:start w:val="1"/>
+      <w:numFmt w:val="bullet"/>
+      <w:lvlText w:val=""/>
+      <w:lvlJc w:val="left"/>
+      <w:pPr>
+        <w:tabs>
+          <w:tab w:val="num" w:pos="2160"/>
+        </w:tabs>
+        <w:ind w:left="2160" w:hanging="360"/>
+      </w:pPr>
+      <w:rPr>
+        <w:rFonts w:ascii="Wingdings" w:hAnsi="Wingdings" w:hint="default"/>
+        <w:sz w:val="20"/>
+      </w:rPr>
+    </w:lvl>
+    <w:lvl w:ilvl="3" w:tentative="1">
+      <w:start w:val="1"/>
+      <w:numFmt w:val="bullet"/>
+      <w:lvlText w:val=""/>
+      <w:lvlJc w:val="left"/>
+      <w:pPr>
+        <w:tabs>
+          <w:tab w:val="num" w:pos="2880"/>
+        </w:tabs>
+        <w:ind w:left="2880" w:hanging="360"/>
+      </w:pPr>
+      <w:rPr>
+        <w:rFonts w:ascii="Wingdings" w:hAnsi="Wingdings" w:hint="default"/>
+        <w:sz w:val="20"/>
+      </w:rPr>
+    </w:lvl>
+    <w:lvl w:ilvl="4" w:tentative="1">
+      <w:start w:val="1"/>
+      <w:numFmt w:val="bullet"/>
+      <w:lvlText w:val=""/>
+      <w:lvlJc w:val="left"/>
+      <w:pPr>
+        <w:tabs>
+          <w:tab w:val="num" w:pos="3600"/>
+        </w:tabs>
+        <w:ind w:left="3600" w:hanging="360"/>
+      </w:pPr>
+      <w:rPr>
+        <w:rFonts w:ascii="Wingdings" w:hAnsi="Wingdings" w:hint="default"/>
+        <w:sz w:val="20"/>
+      </w:rPr>
+    </w:lvl>
+    <w:lvl w:ilvl="5" w:tentative="1">
+      <w:start w:val="1"/>
+      <w:numFmt w:val="bullet"/>
+      <w:lvlText w:val=""/>
+      <w:lvlJc w:val="left"/>
+      <w:pPr>
+        <w:tabs>
+          <w:tab w:val="num" w:pos="4320"/>
+        </w:tabs>
+        <w:ind w:left="4320" w:hanging="360"/>
+      </w:pPr>
+      <w:rPr>
+        <w:rFonts w:ascii="Wingdings" w:hAnsi="Wingdings" w:hint="default"/>
+        <w:sz w:val="20"/>
+      </w:rPr>
+    </w:lvl>
+    <w:lvl w:ilvl="6" w:tentative="1">
+      <w:start w:val="1"/>
+      <w:numFmt w:val="bullet"/>
+      <w:lvlText w:val=""/>
+      <w:lvlJc w:val="left"/>
+      <w:pPr>
+        <w:tabs>
+          <w:tab w:val="num" w:pos="5040"/>
+        </w:tabs>
+        <w:ind w:left="5040" w:hanging="360"/>
+      </w:pPr>
+      <w:rPr>
+        <w:rFonts w:ascii="Wingdings" w:hAnsi="Wingdings" w:hint="default"/>
+        <w:sz w:val="20"/>
+      </w:rPr>
+    </w:lvl>
+    <w:lvl w:ilvl="7" w:tentative="1">
+      <w:start w:val="1"/>
+      <w:numFmt w:val="bullet"/>
+      <w:lvlText w:val=""/>
+      <w:lvlJc w:val="left"/>
+      <w:pPr>
+        <w:tabs>
+          <w:tab w:val="num" w:pos="5760"/>
+        </w:tabs>
+        <w:ind w:left="5760" w:hanging="360"/>
+      </w:pPr>
+      <w:rPr>
+        <w:rFonts w:ascii="Wingdings" w:hAnsi="Wingdings" w:hint="default"/>
+        <w:sz w:val="20"/>
+      </w:rPr>
+    </w:lvl>
+    <w:lvl w:ilvl="8" w:tentative="1">
+      <w:start w:val="1"/>
+      <w:numFmt w:val="bullet"/>
+      <w:lvlText w:val=""/>
+      <w:lvlJc w:val="left"/>
+      <w:pPr>
+        <w:tabs>
+          <w:tab w:val="num" w:pos="6480"/>
+        </w:tabs>
+        <w:ind w:left="6480" w:hanging="360"/>
+      </w:pPr>
+      <w:rPr>
+        <w:rFonts w:ascii="Wingdings" w:hAnsi="Wingdings" w:hint="default"/>
+        <w:sz w:val="20"/>
+      </w:rPr>
+    </w:lvl>
+  </w:abstractNum>
+  <w:abstractNum w:abstractNumId="2" w15:restartNumberingAfterBreak="0">
     <w:nsid w:val="2BE8317A"/>
     <w:multiLevelType w:val="multilevel"/>
     <w:tmpl w:val="C2A2368E"/>
@@ -1923,7 +2439,603 @@
       </w:rPr>
     </w:lvl>
   </w:abstractNum>
-  <w:abstractNum w:abstractNumId="1" w15:restartNumberingAfterBreak="0">
+  <w:abstractNum w:abstractNumId="3" w15:restartNumberingAfterBreak="0">
+    <w:nsid w:val="35D60C57"/>
+    <w:multiLevelType w:val="multilevel"/>
+    <w:tmpl w:val="313047E8"/>
+    <w:lvl w:ilvl="0">
+      <w:start w:val="1"/>
+      <w:numFmt w:val="bullet"/>
+      <w:lvlText w:val=""/>
+      <w:lvlJc w:val="left"/>
+      <w:pPr>
+        <w:tabs>
+          <w:tab w:val="num" w:pos="720"/>
+        </w:tabs>
+        <w:ind w:left="720" w:hanging="360"/>
+      </w:pPr>
+      <w:rPr>
+        <w:rFonts w:ascii="Symbol" w:hAnsi="Symbol" w:hint="default"/>
+        <w:sz w:val="20"/>
+      </w:rPr>
+    </w:lvl>
+    <w:lvl w:ilvl="1" w:tentative="1">
+      <w:start w:val="1"/>
+      <w:numFmt w:val="bullet"/>
+      <w:lvlText w:val="o"/>
+      <w:lvlJc w:val="left"/>
+      <w:pPr>
+        <w:tabs>
+          <w:tab w:val="num" w:pos="1440"/>
+        </w:tabs>
+        <w:ind w:left="1440" w:hanging="360"/>
+      </w:pPr>
+      <w:rPr>
+        <w:rFonts w:ascii="Courier New" w:hAnsi="Courier New" w:hint="default"/>
+        <w:sz w:val="20"/>
+      </w:rPr>
+    </w:lvl>
+    <w:lvl w:ilvl="2" w:tentative="1">
+      <w:start w:val="1"/>
+      <w:numFmt w:val="bullet"/>
+      <w:lvlText w:val=""/>
+      <w:lvlJc w:val="left"/>
+      <w:pPr>
+        <w:tabs>
+          <w:tab w:val="num" w:pos="2160"/>
+        </w:tabs>
+        <w:ind w:left="2160" w:hanging="360"/>
+      </w:pPr>
+      <w:rPr>
+        <w:rFonts w:ascii="Wingdings" w:hAnsi="Wingdings" w:hint="default"/>
+        <w:sz w:val="20"/>
+      </w:rPr>
+    </w:lvl>
+    <w:lvl w:ilvl="3" w:tentative="1">
+      <w:start w:val="1"/>
+      <w:numFmt w:val="bullet"/>
+      <w:lvlText w:val=""/>
+      <w:lvlJc w:val="left"/>
+      <w:pPr>
+        <w:tabs>
+          <w:tab w:val="num" w:pos="2880"/>
+        </w:tabs>
+        <w:ind w:left="2880" w:hanging="360"/>
+      </w:pPr>
+      <w:rPr>
+        <w:rFonts w:ascii="Wingdings" w:hAnsi="Wingdings" w:hint="default"/>
+        <w:sz w:val="20"/>
+      </w:rPr>
+    </w:lvl>
+    <w:lvl w:ilvl="4" w:tentative="1">
+      <w:start w:val="1"/>
+      <w:numFmt w:val="bullet"/>
+      <w:lvlText w:val=""/>
+      <w:lvlJc w:val="left"/>
+      <w:pPr>
+        <w:tabs>
+          <w:tab w:val="num" w:pos="3600"/>
+        </w:tabs>
+        <w:ind w:left="3600" w:hanging="360"/>
+      </w:pPr>
+      <w:rPr>
+        <w:rFonts w:ascii="Wingdings" w:hAnsi="Wingdings" w:hint="default"/>
+        <w:sz w:val="20"/>
+      </w:rPr>
+    </w:lvl>
+    <w:lvl w:ilvl="5" w:tentative="1">
+      <w:start w:val="1"/>
+      <w:numFmt w:val="bullet"/>
+      <w:lvlText w:val=""/>
+      <w:lvlJc w:val="left"/>
+      <w:pPr>
+        <w:tabs>
+          <w:tab w:val="num" w:pos="4320"/>
+        </w:tabs>
+        <w:ind w:left="4320" w:hanging="360"/>
+      </w:pPr>
+      <w:rPr>
+        <w:rFonts w:ascii="Wingdings" w:hAnsi="Wingdings" w:hint="default"/>
+        <w:sz w:val="20"/>
+      </w:rPr>
+    </w:lvl>
+    <w:lvl w:ilvl="6" w:tentative="1">
+      <w:start w:val="1"/>
+      <w:numFmt w:val="bullet"/>
+      <w:lvlText w:val=""/>
+      <w:lvlJc w:val="left"/>
+      <w:pPr>
+        <w:tabs>
+          <w:tab w:val="num" w:pos="5040"/>
+        </w:tabs>
+        <w:ind w:left="5040" w:hanging="360"/>
+      </w:pPr>
+      <w:rPr>
+        <w:rFonts w:ascii="Wingdings" w:hAnsi="Wingdings" w:hint="default"/>
+        <w:sz w:val="20"/>
+      </w:rPr>
+    </w:lvl>
+    <w:lvl w:ilvl="7" w:tentative="1">
+      <w:start w:val="1"/>
+      <w:numFmt w:val="bullet"/>
+      <w:lvlText w:val=""/>
+      <w:lvlJc w:val="left"/>
+      <w:pPr>
+        <w:tabs>
+          <w:tab w:val="num" w:pos="5760"/>
+        </w:tabs>
+        <w:ind w:left="5760" w:hanging="360"/>
+      </w:pPr>
+      <w:rPr>
+        <w:rFonts w:ascii="Wingdings" w:hAnsi="Wingdings" w:hint="default"/>
+        <w:sz w:val="20"/>
+      </w:rPr>
+    </w:lvl>
+    <w:lvl w:ilvl="8" w:tentative="1">
+      <w:start w:val="1"/>
+      <w:numFmt w:val="bullet"/>
+      <w:lvlText w:val=""/>
+      <w:lvlJc w:val="left"/>
+      <w:pPr>
+        <w:tabs>
+          <w:tab w:val="num" w:pos="6480"/>
+        </w:tabs>
+        <w:ind w:left="6480" w:hanging="360"/>
+      </w:pPr>
+      <w:rPr>
+        <w:rFonts w:ascii="Wingdings" w:hAnsi="Wingdings" w:hint="default"/>
+        <w:sz w:val="20"/>
+      </w:rPr>
+    </w:lvl>
+  </w:abstractNum>
+  <w:abstractNum w:abstractNumId="4" w15:restartNumberingAfterBreak="0">
+    <w:nsid w:val="4BFE22E3"/>
+    <w:multiLevelType w:val="multilevel"/>
+    <w:tmpl w:val="7EF2730C"/>
+    <w:lvl w:ilvl="0">
+      <w:start w:val="1"/>
+      <w:numFmt w:val="bullet"/>
+      <w:lvlText w:val=""/>
+      <w:lvlJc w:val="left"/>
+      <w:pPr>
+        <w:tabs>
+          <w:tab w:val="num" w:pos="720"/>
+        </w:tabs>
+        <w:ind w:left="720" w:hanging="360"/>
+      </w:pPr>
+      <w:rPr>
+        <w:rFonts w:ascii="Symbol" w:hAnsi="Symbol" w:hint="default"/>
+        <w:sz w:val="20"/>
+      </w:rPr>
+    </w:lvl>
+    <w:lvl w:ilvl="1" w:tentative="1">
+      <w:start w:val="1"/>
+      <w:numFmt w:val="bullet"/>
+      <w:lvlText w:val="o"/>
+      <w:lvlJc w:val="left"/>
+      <w:pPr>
+        <w:tabs>
+          <w:tab w:val="num" w:pos="1440"/>
+        </w:tabs>
+        <w:ind w:left="1440" w:hanging="360"/>
+      </w:pPr>
+      <w:rPr>
+        <w:rFonts w:ascii="Courier New" w:hAnsi="Courier New" w:hint="default"/>
+        <w:sz w:val="20"/>
+      </w:rPr>
+    </w:lvl>
+    <w:lvl w:ilvl="2" w:tentative="1">
+      <w:start w:val="1"/>
+      <w:numFmt w:val="bullet"/>
+      <w:lvlText w:val=""/>
+      <w:lvlJc w:val="left"/>
+      <w:pPr>
+        <w:tabs>
+          <w:tab w:val="num" w:pos="2160"/>
+        </w:tabs>
+        <w:ind w:left="2160" w:hanging="360"/>
+      </w:pPr>
+      <w:rPr>
+        <w:rFonts w:ascii="Wingdings" w:hAnsi="Wingdings" w:hint="default"/>
+        <w:sz w:val="20"/>
+      </w:rPr>
+    </w:lvl>
+    <w:lvl w:ilvl="3" w:tentative="1">
+      <w:start w:val="1"/>
+      <w:numFmt w:val="bullet"/>
+      <w:lvlText w:val=""/>
+      <w:lvlJc w:val="left"/>
+      <w:pPr>
+        <w:tabs>
+          <w:tab w:val="num" w:pos="2880"/>
+        </w:tabs>
+        <w:ind w:left="2880" w:hanging="360"/>
+      </w:pPr>
+      <w:rPr>
+        <w:rFonts w:ascii="Wingdings" w:hAnsi="Wingdings" w:hint="default"/>
+        <w:sz w:val="20"/>
+      </w:rPr>
+    </w:lvl>
+    <w:lvl w:ilvl="4" w:tentative="1">
+      <w:start w:val="1"/>
+      <w:numFmt w:val="bullet"/>
+      <w:lvlText w:val=""/>
+      <w:lvlJc w:val="left"/>
+      <w:pPr>
+        <w:tabs>
+          <w:tab w:val="num" w:pos="3600"/>
+        </w:tabs>
+        <w:ind w:left="3600" w:hanging="360"/>
+      </w:pPr>
+      <w:rPr>
+        <w:rFonts w:ascii="Wingdings" w:hAnsi="Wingdings" w:hint="default"/>
+        <w:sz w:val="20"/>
+      </w:rPr>
+    </w:lvl>
+    <w:lvl w:ilvl="5" w:tentative="1">
+      <w:start w:val="1"/>
+      <w:numFmt w:val="bullet"/>
+      <w:lvlText w:val=""/>
+      <w:lvlJc w:val="left"/>
+      <w:pPr>
+        <w:tabs>
+          <w:tab w:val="num" w:pos="4320"/>
+        </w:tabs>
+        <w:ind w:left="4320" w:hanging="360"/>
+      </w:pPr>
+      <w:rPr>
+        <w:rFonts w:ascii="Wingdings" w:hAnsi="Wingdings" w:hint="default"/>
+        <w:sz w:val="20"/>
+      </w:rPr>
+    </w:lvl>
+    <w:lvl w:ilvl="6" w:tentative="1">
+      <w:start w:val="1"/>
+      <w:numFmt w:val="bullet"/>
+      <w:lvlText w:val=""/>
+      <w:lvlJc w:val="left"/>
+      <w:pPr>
+        <w:tabs>
+          <w:tab w:val="num" w:pos="5040"/>
+        </w:tabs>
+        <w:ind w:left="5040" w:hanging="360"/>
+      </w:pPr>
+      <w:rPr>
+        <w:rFonts w:ascii="Wingdings" w:hAnsi="Wingdings" w:hint="default"/>
+        <w:sz w:val="20"/>
+      </w:rPr>
+    </w:lvl>
+    <w:lvl w:ilvl="7" w:tentative="1">
+      <w:start w:val="1"/>
+      <w:numFmt w:val="bullet"/>
+      <w:lvlText w:val=""/>
+      <w:lvlJc w:val="left"/>
+      <w:pPr>
+        <w:tabs>
+          <w:tab w:val="num" w:pos="5760"/>
+        </w:tabs>
+        <w:ind w:left="5760" w:hanging="360"/>
+      </w:pPr>
+      <w:rPr>
+        <w:rFonts w:ascii="Wingdings" w:hAnsi="Wingdings" w:hint="default"/>
+        <w:sz w:val="20"/>
+      </w:rPr>
+    </w:lvl>
+    <w:lvl w:ilvl="8" w:tentative="1">
+      <w:start w:val="1"/>
+      <w:numFmt w:val="bullet"/>
+      <w:lvlText w:val=""/>
+      <w:lvlJc w:val="left"/>
+      <w:pPr>
+        <w:tabs>
+          <w:tab w:val="num" w:pos="6480"/>
+        </w:tabs>
+        <w:ind w:left="6480" w:hanging="360"/>
+      </w:pPr>
+      <w:rPr>
+        <w:rFonts w:ascii="Wingdings" w:hAnsi="Wingdings" w:hint="default"/>
+        <w:sz w:val="20"/>
+      </w:rPr>
+    </w:lvl>
+  </w:abstractNum>
+  <w:abstractNum w:abstractNumId="5" w15:restartNumberingAfterBreak="0">
+    <w:nsid w:val="4FD01D56"/>
+    <w:multiLevelType w:val="multilevel"/>
+    <w:tmpl w:val="2B129A6C"/>
+    <w:lvl w:ilvl="0">
+      <w:start w:val="1"/>
+      <w:numFmt w:val="bullet"/>
+      <w:lvlText w:val=""/>
+      <w:lvlJc w:val="left"/>
+      <w:pPr>
+        <w:tabs>
+          <w:tab w:val="num" w:pos="720"/>
+        </w:tabs>
+        <w:ind w:left="720" w:hanging="360"/>
+      </w:pPr>
+      <w:rPr>
+        <w:rFonts w:ascii="Symbol" w:hAnsi="Symbol" w:hint="default"/>
+        <w:sz w:val="20"/>
+      </w:rPr>
+    </w:lvl>
+    <w:lvl w:ilvl="1" w:tentative="1">
+      <w:start w:val="1"/>
+      <w:numFmt w:val="bullet"/>
+      <w:lvlText w:val="o"/>
+      <w:lvlJc w:val="left"/>
+      <w:pPr>
+        <w:tabs>
+          <w:tab w:val="num" w:pos="1440"/>
+        </w:tabs>
+        <w:ind w:left="1440" w:hanging="360"/>
+      </w:pPr>
+      <w:rPr>
+        <w:rFonts w:ascii="Courier New" w:hAnsi="Courier New" w:hint="default"/>
+        <w:sz w:val="20"/>
+      </w:rPr>
+    </w:lvl>
+    <w:lvl w:ilvl="2" w:tentative="1">
+      <w:start w:val="1"/>
+      <w:numFmt w:val="bullet"/>
+      <w:lvlText w:val=""/>
+      <w:lvlJc w:val="left"/>
+      <w:pPr>
+        <w:tabs>
+          <w:tab w:val="num" w:pos="2160"/>
+        </w:tabs>
+        <w:ind w:left="2160" w:hanging="360"/>
+      </w:pPr>
+      <w:rPr>
+        <w:rFonts w:ascii="Wingdings" w:hAnsi="Wingdings" w:hint="default"/>
+        <w:sz w:val="20"/>
+      </w:rPr>
+    </w:lvl>
+    <w:lvl w:ilvl="3" w:tentative="1">
+      <w:start w:val="1"/>
+      <w:numFmt w:val="bullet"/>
+      <w:lvlText w:val=""/>
+      <w:lvlJc w:val="left"/>
+      <w:pPr>
+        <w:tabs>
+          <w:tab w:val="num" w:pos="2880"/>
+        </w:tabs>
+        <w:ind w:left="2880" w:hanging="360"/>
+      </w:pPr>
+      <w:rPr>
+        <w:rFonts w:ascii="Wingdings" w:hAnsi="Wingdings" w:hint="default"/>
+        <w:sz w:val="20"/>
+      </w:rPr>
+    </w:lvl>
+    <w:lvl w:ilvl="4" w:tentative="1">
+      <w:start w:val="1"/>
+      <w:numFmt w:val="bullet"/>
+      <w:lvlText w:val=""/>
+      <w:lvlJc w:val="left"/>
+      <w:pPr>
+        <w:tabs>
+          <w:tab w:val="num" w:pos="3600"/>
+        </w:tabs>
+        <w:ind w:left="3600" w:hanging="360"/>
+      </w:pPr>
+      <w:rPr>
+        <w:rFonts w:ascii="Wingdings" w:hAnsi="Wingdings" w:hint="default"/>
+        <w:sz w:val="20"/>
+      </w:rPr>
+    </w:lvl>
+    <w:lvl w:ilvl="5" w:tentative="1">
+      <w:start w:val="1"/>
+      <w:numFmt w:val="bullet"/>
+      <w:lvlText w:val=""/>
+      <w:lvlJc w:val="left"/>
+      <w:pPr>
+        <w:tabs>
+          <w:tab w:val="num" w:pos="4320"/>
+        </w:tabs>
+        <w:ind w:left="4320" w:hanging="360"/>
+      </w:pPr>
+      <w:rPr>
+        <w:rFonts w:ascii="Wingdings" w:hAnsi="Wingdings" w:hint="default"/>
+        <w:sz w:val="20"/>
+      </w:rPr>
+    </w:lvl>
+    <w:lvl w:ilvl="6" w:tentative="1">
+      <w:start w:val="1"/>
+      <w:numFmt w:val="bullet"/>
+      <w:lvlText w:val=""/>
+      <w:lvlJc w:val="left"/>
+      <w:pPr>
+        <w:tabs>
+          <w:tab w:val="num" w:pos="5040"/>
+        </w:tabs>
+        <w:ind w:left="5040" w:hanging="360"/>
+      </w:pPr>
+      <w:rPr>
+        <w:rFonts w:ascii="Wingdings" w:hAnsi="Wingdings" w:hint="default"/>
+        <w:sz w:val="20"/>
+      </w:rPr>
+    </w:lvl>
+    <w:lvl w:ilvl="7" w:tentative="1">
+      <w:start w:val="1"/>
+      <w:numFmt w:val="bullet"/>
+      <w:lvlText w:val=""/>
+      <w:lvlJc w:val="left"/>
+      <w:pPr>
+        <w:tabs>
+          <w:tab w:val="num" w:pos="5760"/>
+        </w:tabs>
+        <w:ind w:left="5760" w:hanging="360"/>
+      </w:pPr>
+      <w:rPr>
+        <w:rFonts w:ascii="Wingdings" w:hAnsi="Wingdings" w:hint="default"/>
+        <w:sz w:val="20"/>
+      </w:rPr>
+    </w:lvl>
+    <w:lvl w:ilvl="8" w:tentative="1">
+      <w:start w:val="1"/>
+      <w:numFmt w:val="bullet"/>
+      <w:lvlText w:val=""/>
+      <w:lvlJc w:val="left"/>
+      <w:pPr>
+        <w:tabs>
+          <w:tab w:val="num" w:pos="6480"/>
+        </w:tabs>
+        <w:ind w:left="6480" w:hanging="360"/>
+      </w:pPr>
+      <w:rPr>
+        <w:rFonts w:ascii="Wingdings" w:hAnsi="Wingdings" w:hint="default"/>
+        <w:sz w:val="20"/>
+      </w:rPr>
+    </w:lvl>
+  </w:abstractNum>
+  <w:abstractNum w:abstractNumId="6" w15:restartNumberingAfterBreak="0">
+    <w:nsid w:val="52A541CE"/>
+    <w:multiLevelType w:val="multilevel"/>
+    <w:tmpl w:val="6AA245CC"/>
+    <w:lvl w:ilvl="0">
+      <w:start w:val="1"/>
+      <w:numFmt w:val="bullet"/>
+      <w:lvlText w:val=""/>
+      <w:lvlJc w:val="left"/>
+      <w:pPr>
+        <w:tabs>
+          <w:tab w:val="num" w:pos="720"/>
+        </w:tabs>
+        <w:ind w:left="720" w:hanging="360"/>
+      </w:pPr>
+      <w:rPr>
+        <w:rFonts w:ascii="Symbol" w:hAnsi="Symbol" w:hint="default"/>
+        <w:sz w:val="20"/>
+      </w:rPr>
+    </w:lvl>
+    <w:lvl w:ilvl="1" w:tentative="1">
+      <w:start w:val="1"/>
+      <w:numFmt w:val="bullet"/>
+      <w:lvlText w:val="o"/>
+      <w:lvlJc w:val="left"/>
+      <w:pPr>
+        <w:tabs>
+          <w:tab w:val="num" w:pos="1440"/>
+        </w:tabs>
+        <w:ind w:left="1440" w:hanging="360"/>
+      </w:pPr>
+      <w:rPr>
+        <w:rFonts w:ascii="Courier New" w:hAnsi="Courier New" w:hint="default"/>
+        <w:sz w:val="20"/>
+      </w:rPr>
+    </w:lvl>
+    <w:lvl w:ilvl="2" w:tentative="1">
+      <w:start w:val="1"/>
+      <w:numFmt w:val="bullet"/>
+      <w:lvlText w:val=""/>
+      <w:lvlJc w:val="left"/>
+      <w:pPr>
+        <w:tabs>
+          <w:tab w:val="num" w:pos="2160"/>
+        </w:tabs>
+        <w:ind w:left="2160" w:hanging="360"/>
+      </w:pPr>
+      <w:rPr>
+        <w:rFonts w:ascii="Wingdings" w:hAnsi="Wingdings" w:hint="default"/>
+        <w:sz w:val="20"/>
+      </w:rPr>
+    </w:lvl>
+    <w:lvl w:ilvl="3" w:tentative="1">
+      <w:start w:val="1"/>
+      <w:numFmt w:val="bullet"/>
+      <w:lvlText w:val=""/>
+      <w:lvlJc w:val="left"/>
+      <w:pPr>
+        <w:tabs>
+          <w:tab w:val="num" w:pos="2880"/>
+        </w:tabs>
+        <w:ind w:left="2880" w:hanging="360"/>
+      </w:pPr>
+      <w:rPr>
+        <w:rFonts w:ascii="Wingdings" w:hAnsi="Wingdings" w:hint="default"/>
+        <w:sz w:val="20"/>
+      </w:rPr>
+    </w:lvl>
+    <w:lvl w:ilvl="4" w:tentative="1">
+      <w:start w:val="1"/>
+      <w:numFmt w:val="bullet"/>
+      <w:lvlText w:val=""/>
+      <w:lvlJc w:val="left"/>
+      <w:pPr>
+        <w:tabs>
+          <w:tab w:val="num" w:pos="3600"/>
+        </w:tabs>
+        <w:ind w:left="3600" w:hanging="360"/>
+      </w:pPr>
+      <w:rPr>
+        <w:rFonts w:ascii="Wingdings" w:hAnsi="Wingdings" w:hint="default"/>
+        <w:sz w:val="20"/>
+      </w:rPr>
+    </w:lvl>
+    <w:lvl w:ilvl="5" w:tentative="1">
+      <w:start w:val="1"/>
+      <w:numFmt w:val="bullet"/>
+      <w:lvlText w:val=""/>
+      <w:lvlJc w:val="left"/>
+      <w:pPr>
+        <w:tabs>
+          <w:tab w:val="num" w:pos="4320"/>
+        </w:tabs>
+        <w:ind w:left="4320" w:hanging="360"/>
+      </w:pPr>
+      <w:rPr>
+        <w:rFonts w:ascii="Wingdings" w:hAnsi="Wingdings" w:hint="default"/>
+        <w:sz w:val="20"/>
+      </w:rPr>
+    </w:lvl>
+    <w:lvl w:ilvl="6" w:tentative="1">
+      <w:start w:val="1"/>
+      <w:numFmt w:val="bullet"/>
+      <w:lvlText w:val=""/>
+      <w:lvlJc w:val="left"/>
+      <w:pPr>
+        <w:tabs>
+          <w:tab w:val="num" w:pos="5040"/>
+        </w:tabs>
+        <w:ind w:left="5040" w:hanging="360"/>
+      </w:pPr>
+      <w:rPr>
+        <w:rFonts w:ascii="Wingdings" w:hAnsi="Wingdings" w:hint="default"/>
+        <w:sz w:val="20"/>
+      </w:rPr>
+    </w:lvl>
+    <w:lvl w:ilvl="7" w:tentative="1">
+      <w:start w:val="1"/>
+      <w:numFmt w:val="bullet"/>
+      <w:lvlText w:val=""/>
+      <w:lvlJc w:val="left"/>
+      <w:pPr>
+        <w:tabs>
+          <w:tab w:val="num" w:pos="5760"/>
+        </w:tabs>
+        <w:ind w:left="5760" w:hanging="360"/>
+      </w:pPr>
+      <w:rPr>
+        <w:rFonts w:ascii="Wingdings" w:hAnsi="Wingdings" w:hint="default"/>
+        <w:sz w:val="20"/>
+      </w:rPr>
+    </w:lvl>
+    <w:lvl w:ilvl="8" w:tentative="1">
+      <w:start w:val="1"/>
+      <w:numFmt w:val="bullet"/>
+      <w:lvlText w:val=""/>
+      <w:lvlJc w:val="left"/>
+      <w:pPr>
+        <w:tabs>
+          <w:tab w:val="num" w:pos="6480"/>
+        </w:tabs>
+        <w:ind w:left="6480" w:hanging="360"/>
+      </w:pPr>
+      <w:rPr>
+        <w:rFonts w:ascii="Wingdings" w:hAnsi="Wingdings" w:hint="default"/>
+        <w:sz w:val="20"/>
+      </w:rPr>
+    </w:lvl>
+  </w:abstractNum>
+  <w:abstractNum w:abstractNumId="7" w15:restartNumberingAfterBreak="0">
     <w:nsid w:val="55DA4CD8"/>
     <w:multiLevelType w:val="multilevel"/>
     <w:tmpl w:val="79BA61F4"/>
@@ -2072,7 +3184,156 @@
       </w:rPr>
     </w:lvl>
   </w:abstractNum>
-  <w:abstractNum w:abstractNumId="2" w15:restartNumberingAfterBreak="0">
+  <w:abstractNum w:abstractNumId="8" w15:restartNumberingAfterBreak="0">
+    <w:nsid w:val="5B1325E7"/>
+    <w:multiLevelType w:val="multilevel"/>
+    <w:tmpl w:val="7EF2730C"/>
+    <w:lvl w:ilvl="0">
+      <w:start w:val="1"/>
+      <w:numFmt w:val="bullet"/>
+      <w:lvlText w:val=""/>
+      <w:lvlJc w:val="left"/>
+      <w:pPr>
+        <w:tabs>
+          <w:tab w:val="num" w:pos="720"/>
+        </w:tabs>
+        <w:ind w:left="720" w:hanging="360"/>
+      </w:pPr>
+      <w:rPr>
+        <w:rFonts w:ascii="Symbol" w:hAnsi="Symbol" w:hint="default"/>
+        <w:sz w:val="20"/>
+      </w:rPr>
+    </w:lvl>
+    <w:lvl w:ilvl="1" w:tentative="1">
+      <w:start w:val="1"/>
+      <w:numFmt w:val="bullet"/>
+      <w:lvlText w:val="o"/>
+      <w:lvlJc w:val="left"/>
+      <w:pPr>
+        <w:tabs>
+          <w:tab w:val="num" w:pos="1440"/>
+        </w:tabs>
+        <w:ind w:left="1440" w:hanging="360"/>
+      </w:pPr>
+      <w:rPr>
+        <w:rFonts w:ascii="Courier New" w:hAnsi="Courier New" w:hint="default"/>
+        <w:sz w:val="20"/>
+      </w:rPr>
+    </w:lvl>
+    <w:lvl w:ilvl="2" w:tentative="1">
+      <w:start w:val="1"/>
+      <w:numFmt w:val="bullet"/>
+      <w:lvlText w:val=""/>
+      <w:lvlJc w:val="left"/>
+      <w:pPr>
+        <w:tabs>
+          <w:tab w:val="num" w:pos="2160"/>
+        </w:tabs>
+        <w:ind w:left="2160" w:hanging="360"/>
+      </w:pPr>
+      <w:rPr>
+        <w:rFonts w:ascii="Wingdings" w:hAnsi="Wingdings" w:hint="default"/>
+        <w:sz w:val="20"/>
+      </w:rPr>
+    </w:lvl>
+    <w:lvl w:ilvl="3" w:tentative="1">
+      <w:start w:val="1"/>
+      <w:numFmt w:val="bullet"/>
+      <w:lvlText w:val=""/>
+      <w:lvlJc w:val="left"/>
+      <w:pPr>
+        <w:tabs>
+          <w:tab w:val="num" w:pos="2880"/>
+        </w:tabs>
+        <w:ind w:left="2880" w:hanging="360"/>
+      </w:pPr>
+      <w:rPr>
+        <w:rFonts w:ascii="Wingdings" w:hAnsi="Wingdings" w:hint="default"/>
+        <w:sz w:val="20"/>
+      </w:rPr>
+    </w:lvl>
+    <w:lvl w:ilvl="4" w:tentative="1">
+      <w:start w:val="1"/>
+      <w:numFmt w:val="bullet"/>
+      <w:lvlText w:val=""/>
+      <w:lvlJc w:val="left"/>
+      <w:pPr>
+        <w:tabs>
+          <w:tab w:val="num" w:pos="3600"/>
+        </w:tabs>
+        <w:ind w:left="3600" w:hanging="360"/>
+      </w:pPr>
+      <w:rPr>
+        <w:rFonts w:ascii="Wingdings" w:hAnsi="Wingdings" w:hint="default"/>
+        <w:sz w:val="20"/>
+      </w:rPr>
+    </w:lvl>
+    <w:lvl w:ilvl="5" w:tentative="1">
+      <w:start w:val="1"/>
+      <w:numFmt w:val="bullet"/>
+      <w:lvlText w:val=""/>
+      <w:lvlJc w:val="left"/>
+      <w:pPr>
+        <w:tabs>
+          <w:tab w:val="num" w:pos="4320"/>
+        </w:tabs>
+        <w:ind w:left="4320" w:hanging="360"/>
+      </w:pPr>
+      <w:rPr>
+        <w:rFonts w:ascii="Wingdings" w:hAnsi="Wingdings" w:hint="default"/>
+        <w:sz w:val="20"/>
+      </w:rPr>
+    </w:lvl>
+    <w:lvl w:ilvl="6" w:tentative="1">
+      <w:start w:val="1"/>
+      <w:numFmt w:val="bullet"/>
+      <w:lvlText w:val=""/>
+      <w:lvlJc w:val="left"/>
+      <w:pPr>
+        <w:tabs>
+          <w:tab w:val="num" w:pos="5040"/>
+        </w:tabs>
+        <w:ind w:left="5040" w:hanging="360"/>
+      </w:pPr>
+      <w:rPr>
+        <w:rFonts w:ascii="Wingdings" w:hAnsi="Wingdings" w:hint="default"/>
+        <w:sz w:val="20"/>
+      </w:rPr>
+    </w:lvl>
+    <w:lvl w:ilvl="7" w:tentative="1">
+      <w:start w:val="1"/>
+      <w:numFmt w:val="bullet"/>
+      <w:lvlText w:val=""/>
+      <w:lvlJc w:val="left"/>
+      <w:pPr>
+        <w:tabs>
+          <w:tab w:val="num" w:pos="5760"/>
+        </w:tabs>
+        <w:ind w:left="5760" w:hanging="360"/>
+      </w:pPr>
+      <w:rPr>
+        <w:rFonts w:ascii="Wingdings" w:hAnsi="Wingdings" w:hint="default"/>
+        <w:sz w:val="20"/>
+      </w:rPr>
+    </w:lvl>
+    <w:lvl w:ilvl="8" w:tentative="1">
+      <w:start w:val="1"/>
+      <w:numFmt w:val="bullet"/>
+      <w:lvlText w:val=""/>
+      <w:lvlJc w:val="left"/>
+      <w:pPr>
+        <w:tabs>
+          <w:tab w:val="num" w:pos="6480"/>
+        </w:tabs>
+        <w:ind w:left="6480" w:hanging="360"/>
+      </w:pPr>
+      <w:rPr>
+        <w:rFonts w:ascii="Wingdings" w:hAnsi="Wingdings" w:hint="default"/>
+        <w:sz w:val="20"/>
+      </w:rPr>
+    </w:lvl>
+  </w:abstractNum>
+  <w:abstractNum w:abstractNumId="9" w15:restartNumberingAfterBreak="0">
     <w:nsid w:val="6A4066EC"/>
     <w:multiLevelType w:val="multilevel"/>
     <w:tmpl w:val="77882382"/>
@@ -2221,7 +3482,7 @@
       </w:rPr>
     </w:lvl>
   </w:abstractNum>
-  <w:abstractNum w:abstractNumId="3" w15:restartNumberingAfterBreak="0">
+  <w:abstractNum w:abstractNumId="10" w15:restartNumberingAfterBreak="0">
     <w:nsid w:val="6E58041C"/>
     <w:multiLevelType w:val="multilevel"/>
     <w:tmpl w:val="C12C5CD0"/>
@@ -2371,16 +3632,37 @@
     </w:lvl>
   </w:abstractNum>
   <w:num w:numId="1" w16cid:durableId="706833180">
+    <w:abstractNumId w:val="7"/>
+  </w:num>
+  <w:num w:numId="2" w16cid:durableId="1352144706">
+    <w:abstractNumId w:val="9"/>
+  </w:num>
+  <w:num w:numId="3" w16cid:durableId="84958695">
+    <w:abstractNumId w:val="10"/>
+  </w:num>
+  <w:num w:numId="4" w16cid:durableId="528765124">
+    <w:abstractNumId w:val="2"/>
+  </w:num>
+  <w:num w:numId="5" w16cid:durableId="1592620448">
+    <w:abstractNumId w:val="5"/>
+  </w:num>
+  <w:num w:numId="6" w16cid:durableId="176777641">
+    <w:abstractNumId w:val="8"/>
+  </w:num>
+  <w:num w:numId="7" w16cid:durableId="247808055">
+    <w:abstractNumId w:val="6"/>
+  </w:num>
+  <w:num w:numId="8" w16cid:durableId="89349783">
+    <w:abstractNumId w:val="3"/>
+  </w:num>
+  <w:num w:numId="9" w16cid:durableId="1814758364">
     <w:abstractNumId w:val="1"/>
   </w:num>
-  <w:num w:numId="2" w16cid:durableId="1352144706">
-    <w:abstractNumId w:val="2"/>
+  <w:num w:numId="10" w16cid:durableId="1507087755">
+    <w:abstractNumId w:val="0"/>
   </w:num>
-  <w:num w:numId="3" w16cid:durableId="84958695">
-    <w:abstractNumId w:val="3"/>
-  </w:num>
-  <w:num w:numId="4" w16cid:durableId="528765124">
-    <w:abstractNumId w:val="0"/>
+  <w:num w:numId="11" w16cid:durableId="601687361">
+    <w:abstractNumId w:val="4"/>
   </w:num>
 </w:numbering>
 </file>
@@ -2988,7 +4270,6 @@
   <w:style w:type="character" w:default="1" w:styleId="Fuentedeprrafopredeter">
     <w:name w:val="Default Paragraph Font"/>
     <w:uiPriority w:val="1"/>
-    <w:semiHidden/>
     <w:unhideWhenUsed/>
   </w:style>
   <w:style w:type="table" w:default="1" w:styleId="Tablanormal">
@@ -3302,6 +4583,19 @@
       <w:spacing w:val="5"/>
     </w:rPr>
   </w:style>
+  <w:style w:type="paragraph" w:styleId="NormalWeb">
+    <w:name w:val="Normal (Web)"/>
+    <w:basedOn w:val="Normal"/>
+    <w:uiPriority w:val="99"/>
+    <w:semiHidden/>
+    <w:unhideWhenUsed/>
+    <w:rsid w:val="001B3D1E"/>
+    <w:rPr>
+      <w:rFonts w:ascii="Times New Roman" w:hAnsi="Times New Roman" w:cs="Times New Roman"/>
+      <w:sz w:val="24"/>
+      <w:szCs w:val="24"/>
+    </w:rPr>
+  </w:style>
 </w:styles>
 </file>
 

--- a/Plan de Capacitacion IA-COpilot.docx
+++ b/Plan de Capacitacion IA-COpilot.docx
@@ -653,8 +653,13 @@
     </w:p>
     <w:p>
       <w:r>
-        <w:t>Es cómo quieres recibir la información. Ahorra tiempo pidiendo un formato listo para usar: tabla, lista, correo, pasos numerados o plantilla..</w:t>
-      </w:r>
+        <w:t xml:space="preserve">Es cómo quieres recibir la información. Ahorra tiempo pidiendo un formato listo para usar: tabla, lista, correo, pasos numerados o </w:t>
+      </w:r>
+      <w:proofErr w:type="gramStart"/>
+      <w:r>
+        <w:t>plantilla..</w:t>
+      </w:r>
+      <w:proofErr w:type="gramEnd"/>
     </w:p>
     <w:p>
       <w:pPr>
@@ -878,7 +883,15 @@
       </w:r>
       <w:proofErr w:type="spellEnd"/>
       <w:r>
-        <w:t xml:space="preserve"> del día: "Actúa como un Asistente Logístico (Rol). Tengo estas notas sueltas sobre problemas en el almacén: 'falta stock de repuestos, los racks del pasillo B están flojos, hay que llamar urgente al proveedor' (Contexto). Redacta un informe breve para el Jefe de Operaciones (Tarea). Usa un tono profesional y directo (Formato)."</w:t>
+        <w:t xml:space="preserve"> del día: "Actúa como un Asistente Logístico (Rol). Tengo estas notas sueltas sobre problemas en el almacén: 'falta stock de repuestos, los racks del pasillo B están flojos, hay que llamar urgente al proveedor' (Contexto). Redacta un informe breve para el </w:t>
+      </w:r>
+      <w:proofErr w:type="gramStart"/>
+      <w:r>
+        <w:t>Jefe</w:t>
+      </w:r>
+      <w:proofErr w:type="gramEnd"/>
+      <w:r>
+        <w:t xml:space="preserve"> de Operaciones (Tarea). Usa un tono profesional y directo (Formato)."</w:t>
       </w:r>
       <w:r>
         <w:t>Día 8: De bloque de texto a tabla (Resúmenes)</w:t>
@@ -1876,7 +1889,15 @@
       </w:r>
       <w:proofErr w:type="spellEnd"/>
       <w:r>
-        <w:t xml:space="preserve"> sabe mucho de Excel aunque estés en el chat."</w:t>
+        <w:t xml:space="preserve"> sabe mucho de </w:t>
+      </w:r>
+      <w:proofErr w:type="gramStart"/>
+      <w:r>
+        <w:t>Excel</w:t>
+      </w:r>
+      <w:proofErr w:type="gramEnd"/>
+      <w:r>
+        <w:t xml:space="preserve"> aunque estés en el chat."</w:t>
       </w:r>
     </w:p>
     <w:p>
@@ -4270,6 +4291,7 @@
   <w:style w:type="character" w:default="1" w:styleId="Fuentedeprrafopredeter">
     <w:name w:val="Default Paragraph Font"/>
     <w:uiPriority w:val="1"/>
+    <w:semiHidden/>
     <w:unhideWhenUsed/>
   </w:style>
   <w:style w:type="table" w:default="1" w:styleId="Tablanormal">

--- a/Plan de Capacitacion IA-COpilot.docx
+++ b/Plan de Capacitacion IA-COpilot.docx
@@ -1254,23 +1254,14 @@
           <w:b/>
           <w:bCs/>
         </w:rPr>
-        <w:t xml:space="preserve">Día 11: Resumir chats de </w:t>
-      </w:r>
-      <w:proofErr w:type="spellStart"/>
-      <w:r>
-        <w:rPr>
-          <w:b/>
-          <w:bCs/>
-        </w:rPr>
-        <w:t>Teams</w:t>
-      </w:r>
-      <w:proofErr w:type="spellEnd"/>
-      <w:r>
-        <w:rPr>
-          <w:b/>
-          <w:bCs/>
-        </w:rPr>
-        <w:t>.</w:t>
+        <w:t xml:space="preserve">Día 11: </w:t>
+      </w:r>
+      <w:r>
+        <w:rPr>
+          <w:b/>
+          <w:bCs/>
+        </w:rPr>
+        <w:t>El Analista de Conversaciones (Resumir chats).</w:t>
       </w:r>
     </w:p>
     <w:p>
@@ -1288,15 +1279,37 @@
         <w:t>Mensaje:</w:t>
       </w:r>
       <w:r>
-        <w:t xml:space="preserve"> "Si te uniste tarde a un grupo o te perdiste una charla larga, </w:t>
+        <w:t xml:space="preserve"> "</w:t>
+      </w:r>
+      <w:r>
+        <w:t xml:space="preserve">Si te perdiste una charla larga en </w:t>
       </w:r>
       <w:proofErr w:type="spellStart"/>
       <w:r>
+        <w:t>Teams</w:t>
+      </w:r>
+      <w:proofErr w:type="spellEnd"/>
+      <w:r>
+        <w:t xml:space="preserve">, </w:t>
+      </w:r>
+      <w:proofErr w:type="spellStart"/>
+      <w:r>
         <w:t>Copilot</w:t>
       </w:r>
       <w:proofErr w:type="spellEnd"/>
       <w:r>
-        <w:t xml:space="preserve"> puede ayudarte."</w:t>
+        <w:t xml:space="preserve"> puede resumir lo importante y ahorrarte minutos de </w:t>
+      </w:r>
+      <w:proofErr w:type="gramStart"/>
+      <w:r>
+        <w:t>lectura.</w:t>
+      </w:r>
+      <w:r>
+        <w:t>.</w:t>
+      </w:r>
+      <w:proofErr w:type="gramEnd"/>
+      <w:r>
+        <w:t>"</w:t>
       </w:r>
     </w:p>
     <w:p>
@@ -1306,22 +1319,56 @@
           <w:numId w:val="3"/>
         </w:numPr>
       </w:pPr>
-      <w:r>
-        <w:rPr>
-          <w:b/>
-          <w:bCs/>
-        </w:rPr>
-        <w:t>Tip:</w:t>
-      </w:r>
-      <w:r>
-        <w:t xml:space="preserve"> Copia y pega las últimas 20 líneas de un chat y dile: </w:t>
+      <w:proofErr w:type="spellStart"/>
+      <w:r>
+        <w:rPr>
+          <w:b/>
+          <w:bCs/>
+        </w:rPr>
+        <w:t>Prompt</w:t>
+      </w:r>
+      <w:proofErr w:type="spellEnd"/>
+      <w:r>
+        <w:rPr>
+          <w:b/>
+          <w:bCs/>
+        </w:rPr>
+        <w:t xml:space="preserve"> del día: </w:t>
+      </w:r>
+      <w:r>
+        <w:t>"Actúa como asistente de proyectos. Analiza esta conversación y genera un resumen con: decisiones tomadas, tareas pendientes, responsables y próximos pasos."</w:t>
+      </w:r>
+      <w:r>
+        <w:rPr>
+          <w:b/>
+          <w:bCs/>
+        </w:rPr>
+        <w:t xml:space="preserve"> </w:t>
+      </w:r>
+    </w:p>
+    <w:p>
+      <w:pPr>
+        <w:numPr>
+          <w:ilvl w:val="1"/>
+          <w:numId w:val="3"/>
+        </w:numPr>
+      </w:pPr>
+      <w:r>
+        <w:rPr>
+          <w:b/>
+          <w:bCs/>
+        </w:rPr>
+        <w:t xml:space="preserve">Tip: </w:t>
+      </w:r>
+      <w:r>
+        <w:t xml:space="preserve">Luego puedes decirle: </w:t>
       </w:r>
       <w:r>
         <w:rPr>
           <w:i/>
           <w:iCs/>
         </w:rPr>
-        <w:t>"Dime qué se decidió y qué tareas quedaron pendientes en esta conversación."</w:t>
+        <w:t>"Ahora organiza las tareas pendientes en orden de prioridad."</w:t>
       </w:r>
     </w:p>
     <w:p>
@@ -1336,7 +1383,17 @@
           <w:b/>
           <w:bCs/>
         </w:rPr>
-        <w:t>Día 12: Preparación de reuniones.</w:t>
+        <w:t>D</w:t>
+      </w:r>
+      <w:r>
+        <w:rPr>
+          <w:b/>
+          <w:bCs/>
+        </w:rPr>
+        <w:t>ía 12: El Estratega de Reuniones.</w:t>
+      </w:r>
+      <w:r>
+        <w:t xml:space="preserve"> </w:t>
       </w:r>
     </w:p>
     <w:p>
@@ -1354,7 +1411,7 @@
         <w:t>Mensaje:</w:t>
       </w:r>
       <w:r>
-        <w:t xml:space="preserve"> "No llegues a ciegas a una reunión."</w:t>
+        <w:t xml:space="preserve"> "No llegues a ciegas a una reunión; úsalo para planificar tu agenda y anticipar riesgos." </w:t>
       </w:r>
     </w:p>
     <w:p>
@@ -1381,112 +1438,399 @@
         <w:t xml:space="preserve"> del día:</w:t>
       </w:r>
       <w:r>
-        <w:t xml:space="preserve"> "Voy a tener una reunión sobre $$Tema$$. Genera una agenda de 5 puntos y 3 preguntas clave que debería hacer para no olvidar detalles importantes."</w:t>
-      </w:r>
-    </w:p>
-    <w:p>
-      <w:pPr>
+        <w:t xml:space="preserve"> "Actúa como consultor de negocios. Voy a tener una reunión </w:t>
+      </w:r>
+      <w:proofErr w:type="gramStart"/>
+      <w:r>
+        <w:t>sobre .</w:t>
+      </w:r>
+      <w:proofErr w:type="gramEnd"/>
+      <w:r>
+        <w:t xml:space="preserve"> Genera una agenda clara, 5 preguntas clave que debería hacer y 3 riesgos que deberían discutirse."</w:t>
+      </w:r>
+    </w:p>
+    <w:p>
+      <w:pPr>
+        <w:pStyle w:val="Prrafodelista"/>
         <w:numPr>
           <w:ilvl w:val="0"/>
           <w:numId w:val="3"/>
         </w:numPr>
-      </w:pPr>
-      <w:r>
-        <w:rPr>
-          <w:b/>
-          <w:bCs/>
-        </w:rPr>
-        <w:t>Día 13: Creación de Guías de Usuario.</w:t>
-      </w:r>
-    </w:p>
-    <w:p>
-      <w:pPr>
+        <w:spacing w:after="0" w:line="240" w:lineRule="auto"/>
+        <w:rPr>
+          <w:rFonts w:ascii="Times New Roman" w:eastAsia="Times New Roman" w:hAnsi="Times New Roman" w:cs="Times New Roman"/>
+          <w:kern w:val="0"/>
+          <w:sz w:val="24"/>
+          <w:szCs w:val="24"/>
+          <w:lang w:eastAsia="es-PE"/>
+          <w14:ligatures w14:val="none"/>
+        </w:rPr>
+      </w:pPr>
+      <w:r>
+        <w:rPr>
+          <w:rFonts w:ascii="Times New Roman" w:eastAsia="Times New Roman" w:hAnsi="Times New Roman" w:cs="Times New Roman"/>
+          <w:b/>
+          <w:bCs/>
+          <w:kern w:val="0"/>
+          <w:sz w:val="24"/>
+          <w:szCs w:val="24"/>
+          <w:lang w:eastAsia="es-PE"/>
+          <w14:ligatures w14:val="none"/>
+        </w:rPr>
+        <w:t>Día 13: El Arquitecto de Procesos (Guías de Usuario).</w:t>
+      </w:r>
+      <w:r>
+        <w:rPr>
+          <w:rFonts w:ascii="Times New Roman" w:eastAsia="Times New Roman" w:hAnsi="Times New Roman" w:cs="Times New Roman"/>
+          <w:kern w:val="0"/>
+          <w:sz w:val="24"/>
+          <w:szCs w:val="24"/>
+          <w:lang w:eastAsia="es-PE"/>
+          <w14:ligatures w14:val="none"/>
+        </w:rPr>
+        <w:t xml:space="preserve"> </w:t>
+      </w:r>
+    </w:p>
+    <w:p>
+      <w:pPr>
+        <w:pStyle w:val="Prrafodelista"/>
         <w:numPr>
           <w:ilvl w:val="1"/>
           <w:numId w:val="3"/>
         </w:numPr>
-      </w:pPr>
-      <w:r>
-        <w:rPr>
-          <w:b/>
-          <w:bCs/>
+        <w:spacing w:after="0" w:line="240" w:lineRule="auto"/>
+        <w:rPr>
+          <w:rFonts w:ascii="Times New Roman" w:eastAsia="Times New Roman" w:hAnsi="Times New Roman" w:cs="Times New Roman"/>
+          <w:kern w:val="0"/>
+          <w:sz w:val="24"/>
+          <w:szCs w:val="24"/>
+          <w:lang w:eastAsia="es-PE"/>
+          <w14:ligatures w14:val="none"/>
+        </w:rPr>
+      </w:pPr>
+      <w:r>
+        <w:rPr>
+          <w:rFonts w:ascii="Times New Roman" w:eastAsia="Times New Roman" w:hAnsi="Times New Roman" w:cs="Times New Roman"/>
+          <w:b/>
+          <w:bCs/>
+          <w:kern w:val="0"/>
+          <w:sz w:val="24"/>
+          <w:szCs w:val="24"/>
+          <w:lang w:eastAsia="es-PE"/>
+          <w14:ligatures w14:val="none"/>
         </w:rPr>
         <w:t>Mensaje:</w:t>
       </w:r>
       <w:r>
-        <w:t xml:space="preserve"> "Ayuda a otros explicando procesos."</w:t>
-      </w:r>
-    </w:p>
-    <w:p>
-      <w:pPr>
+        <w:rPr>
+          <w:rFonts w:ascii="Times New Roman" w:eastAsia="Times New Roman" w:hAnsi="Times New Roman" w:cs="Times New Roman"/>
+          <w:kern w:val="0"/>
+          <w:sz w:val="24"/>
+          <w:szCs w:val="24"/>
+          <w:lang w:eastAsia="es-PE"/>
+          <w14:ligatures w14:val="none"/>
+        </w:rPr>
+        <w:t xml:space="preserve"> "Convierte el caos de tus apuntes en guías estructuradas que cualquier colaborador pueda seguir." </w:t>
+      </w:r>
+    </w:p>
+    <w:p>
+      <w:pPr>
+        <w:pStyle w:val="Prrafodelista"/>
         <w:numPr>
           <w:ilvl w:val="1"/>
           <w:numId w:val="3"/>
         </w:numPr>
+        <w:spacing w:after="0" w:line="240" w:lineRule="auto"/>
+        <w:rPr>
+          <w:rFonts w:ascii="Times New Roman" w:eastAsia="Times New Roman" w:hAnsi="Times New Roman" w:cs="Times New Roman"/>
+          <w:kern w:val="0"/>
+          <w:sz w:val="24"/>
+          <w:szCs w:val="24"/>
+          <w:lang w:eastAsia="es-PE"/>
+          <w14:ligatures w14:val="none"/>
+        </w:rPr>
       </w:pPr>
       <w:proofErr w:type="spellStart"/>
       <w:r>
         <w:rPr>
-          <w:b/>
-          <w:bCs/>
-        </w:rPr>
+          <w:rFonts w:ascii="Times New Roman" w:eastAsia="Times New Roman" w:hAnsi="Times New Roman" w:cs="Times New Roman"/>
+          <w:b/>
+          <w:bCs/>
+          <w:kern w:val="0"/>
+          <w:sz w:val="24"/>
+          <w:szCs w:val="24"/>
+          <w:lang w:eastAsia="es-PE"/>
+          <w14:ligatures w14:val="none"/>
+        </w:rPr>
+        <w:lastRenderedPageBreak/>
         <w:t>Prompt</w:t>
       </w:r>
       <w:proofErr w:type="spellEnd"/>
       <w:r>
         <w:rPr>
-          <w:b/>
-          <w:bCs/>
+          <w:rFonts w:ascii="Times New Roman" w:eastAsia="Times New Roman" w:hAnsi="Times New Roman" w:cs="Times New Roman"/>
+          <w:b/>
+          <w:bCs/>
+          <w:kern w:val="0"/>
+          <w:sz w:val="24"/>
+          <w:szCs w:val="24"/>
+          <w:lang w:eastAsia="es-PE"/>
+          <w14:ligatures w14:val="none"/>
         </w:rPr>
         <w:t xml:space="preserve"> del día:</w:t>
       </w:r>
       <w:r>
+        <w:rPr>
+          <w:rFonts w:ascii="Times New Roman" w:eastAsia="Times New Roman" w:hAnsi="Times New Roman" w:cs="Times New Roman"/>
+          <w:kern w:val="0"/>
+          <w:sz w:val="24"/>
+          <w:szCs w:val="24"/>
+          <w:lang w:eastAsia="es-PE"/>
+          <w14:ligatures w14:val="none"/>
+        </w:rPr>
+        <w:t xml:space="preserve"> "Actúa como especialista en documentación. Convierte estas notas en una guía paso a paso para un nuevo empleado</w:t>
+      </w:r>
+      <w:proofErr w:type="gramStart"/>
+      <w:r>
+        <w:rPr>
+          <w:rFonts w:ascii="Times New Roman" w:eastAsia="Times New Roman" w:hAnsi="Times New Roman" w:cs="Times New Roman"/>
+          <w:kern w:val="0"/>
+          <w:sz w:val="24"/>
+          <w:szCs w:val="24"/>
+          <w:lang w:eastAsia="es-PE"/>
+          <w14:ligatures w14:val="none"/>
+        </w:rPr>
+        <w:t>: .</w:t>
+      </w:r>
+      <w:proofErr w:type="gramEnd"/>
+      <w:r>
+        <w:rPr>
+          <w:rFonts w:ascii="Times New Roman" w:eastAsia="Times New Roman" w:hAnsi="Times New Roman" w:cs="Times New Roman"/>
+          <w:kern w:val="0"/>
+          <w:sz w:val="24"/>
+          <w:szCs w:val="24"/>
+          <w:lang w:eastAsia="es-PE"/>
+          <w14:ligatures w14:val="none"/>
+        </w:rPr>
+        <w:t xml:space="preserve"> Incluye pasos numerados y advertencias comunes."</w:t>
+      </w:r>
+    </w:p>
+    <w:p>
+      <w:pPr>
+        <w:pStyle w:val="Prrafodelista"/>
+        <w:numPr>
+          <w:ilvl w:val="1"/>
+          <w:numId w:val="3"/>
+        </w:numPr>
+        <w:spacing w:after="0" w:line="240" w:lineRule="auto"/>
+        <w:rPr>
+          <w:rFonts w:ascii="Times New Roman" w:eastAsia="Times New Roman" w:hAnsi="Times New Roman" w:cs="Times New Roman"/>
+          <w:kern w:val="0"/>
+          <w:sz w:val="24"/>
+          <w:szCs w:val="24"/>
+          <w:lang w:eastAsia="es-PE"/>
+          <w14:ligatures w14:val="none"/>
+        </w:rPr>
+      </w:pPr>
+    </w:p>
+    <w:p>
+      <w:pPr>
+        <w:numPr>
+          <w:ilvl w:val="0"/>
+          <w:numId w:val="3"/>
+        </w:numPr>
+      </w:pPr>
+      <w:r>
+        <w:rPr>
+          <w:b/>
+          <w:bCs/>
+        </w:rPr>
+        <w:t>Día 14: El Entrenador de Conversaciones (</w:t>
+      </w:r>
+      <w:proofErr w:type="spellStart"/>
+      <w:r>
+        <w:rPr>
+          <w:b/>
+          <w:bCs/>
+        </w:rPr>
+        <w:t>Roleplay</w:t>
+      </w:r>
+      <w:proofErr w:type="spellEnd"/>
+      <w:r>
+        <w:rPr>
+          <w:b/>
+          <w:bCs/>
+        </w:rPr>
+        <w:t xml:space="preserve">). </w:t>
+      </w:r>
+    </w:p>
+    <w:p>
+      <w:pPr>
+        <w:numPr>
+          <w:ilvl w:val="1"/>
+          <w:numId w:val="3"/>
+        </w:numPr>
+      </w:pPr>
+      <w:r>
+        <w:rPr>
+          <w:b/>
+          <w:bCs/>
+        </w:rPr>
+        <w:t>Mensaje:</w:t>
+      </w:r>
+      <w:r>
+        <w:t xml:space="preserve"> "Practica conversaciones difíciles con un 'sparring' digital que te dará retroalimentación en tiempo real."</w:t>
+      </w:r>
+      <w:r>
+        <w:rPr>
+          <w:b/>
+          <w:bCs/>
+        </w:rPr>
         <w:t xml:space="preserve"> </w:t>
       </w:r>
+    </w:p>
+    <w:p>
+      <w:pPr>
+        <w:numPr>
+          <w:ilvl w:val="1"/>
+          <w:numId w:val="3"/>
+        </w:numPr>
+      </w:pPr>
+      <w:proofErr w:type="spellStart"/>
+      <w:r>
+        <w:rPr>
+          <w:b/>
+          <w:bCs/>
+        </w:rPr>
+        <w:t>Prompt</w:t>
+      </w:r>
+      <w:proofErr w:type="spellEnd"/>
+      <w:r>
+        <w:rPr>
+          <w:b/>
+          <w:bCs/>
+        </w:rPr>
+        <w:t xml:space="preserve"> del día: "</w:t>
+      </w:r>
+      <w:r>
+        <w:t>Actúa como un cliente molesto por un retraso en el servicio. Simula una conversación conmigo. Después de cada respuesta mía, dame retroalimentación para mejorar."</w:t>
+      </w:r>
+    </w:p>
+    <w:p>
+      <w:pPr>
+        <w:pStyle w:val="Prrafodelista"/>
+        <w:numPr>
+          <w:ilvl w:val="0"/>
+          <w:numId w:val="3"/>
+        </w:numPr>
+      </w:pPr>
+      <w:r>
+        <w:rPr>
+          <w:b/>
+          <w:bCs/>
+        </w:rPr>
+        <w:t xml:space="preserve">Día 15: El Analista Estratégico (Toma de decisiones). </w:t>
+      </w:r>
+    </w:p>
+    <w:p>
+      <w:pPr>
+        <w:pStyle w:val="Prrafodelista"/>
+        <w:numPr>
+          <w:ilvl w:val="1"/>
+          <w:numId w:val="3"/>
+        </w:numPr>
+      </w:pPr>
+      <w:r>
+        <w:rPr>
+          <w:b/>
+          <w:bCs/>
+        </w:rPr>
+        <w:t>Mensaje: "</w:t>
+      </w:r>
+      <w:r>
+        <w:t xml:space="preserve">Usa la capacidad analítica de la IA para evaluar escenarios y tomar mejores decisiones basadas en datos." </w:t>
+      </w:r>
+    </w:p>
+    <w:p>
+      <w:pPr>
+        <w:pStyle w:val="Prrafodelista"/>
+        <w:numPr>
+          <w:ilvl w:val="1"/>
+          <w:numId w:val="3"/>
+        </w:numPr>
+      </w:pPr>
+      <w:proofErr w:type="spellStart"/>
+      <w:r>
+        <w:rPr>
+          <w:b/>
+          <w:bCs/>
+        </w:rPr>
+        <w:t>Prompt</w:t>
+      </w:r>
+      <w:proofErr w:type="spellEnd"/>
+      <w:r>
+        <w:rPr>
+          <w:b/>
+          <w:bCs/>
+        </w:rPr>
+        <w:t xml:space="preserve"> del día: </w:t>
+      </w:r>
+      <w:r>
+        <w:t>"Actúa como analista de negocios. Compara las siguientes opciones: [Opción A, B, C]. Evalúa cada una según costo, riesgos y beneficios en una tabla comparativa y recomienda la mejor."</w:t>
+      </w:r>
+    </w:p>
+    <w:p>
+      <w:pPr>
+        <w:rPr>
+          <w:b/>
+          <w:bCs/>
+        </w:rPr>
+      </w:pPr>
+      <w:r>
+        <w:rPr>
+          <w:rFonts w:ascii="Segoe UI Emoji" w:hAnsi="Segoe UI Emoji" w:cs="Segoe UI Emoji"/>
+          <w:b/>
+          <w:bCs/>
+        </w:rPr>
+        <w:t>📅</w:t>
+      </w:r>
+      <w:r>
+        <w:rPr>
+          <w:b/>
+          <w:bCs/>
+        </w:rPr>
+        <w:t xml:space="preserve"> Semana 4: Técnicas Avanzadas y Ética</w:t>
+      </w:r>
+    </w:p>
+    <w:p>
       <w:r>
         <w:rPr>
           <w:i/>
           <w:iCs/>
         </w:rPr>
-        <w:t>"Crea una guía de 3 pasos rápidos sobre cómo configurar el 'Fuera de oficina' en Outlook para que se lo pueda pasar a un colega nuevo."</w:t>
+        <w:t>Enfoque: Perfeccionamiento y seguridad.</w:t>
       </w:r>
     </w:p>
     <w:p>
       <w:pPr>
         <w:numPr>
           <w:ilvl w:val="0"/>
-          <w:numId w:val="3"/>
-        </w:numPr>
-      </w:pPr>
-      <w:r>
-        <w:rPr>
-          <w:b/>
-          <w:bCs/>
-        </w:rPr>
-        <w:t>Día 14: Simulación de conversaciones (</w:t>
-      </w:r>
-      <w:proofErr w:type="spellStart"/>
-      <w:r>
-        <w:rPr>
-          <w:b/>
-          <w:bCs/>
-        </w:rPr>
-        <w:t>Roleplay</w:t>
-      </w:r>
-      <w:proofErr w:type="spellEnd"/>
-      <w:r>
-        <w:rPr>
-          <w:b/>
-          <w:bCs/>
-        </w:rPr>
-        <w:t>).</w:t>
+          <w:numId w:val="4"/>
+        </w:numPr>
+      </w:pPr>
+      <w:r>
+        <w:rPr>
+          <w:b/>
+          <w:bCs/>
+        </w:rPr>
+        <w:t>Día 16: El método de iteración (Conversación).</w:t>
       </w:r>
     </w:p>
     <w:p>
       <w:pPr>
         <w:numPr>
           <w:ilvl w:val="1"/>
-          <w:numId w:val="3"/>
+          <w:numId w:val="4"/>
         </w:numPr>
       </w:pPr>
       <w:r>
@@ -1497,140 +1841,48 @@
         <w:t>Mensaje:</w:t>
       </w:r>
       <w:r>
-        <w:t xml:space="preserve"> "Practica una conversación difícil antes de tenerla."</w:t>
+        <w:t xml:space="preserve"> "No te quedes con la primera respuesta. ¡Habla con él!"</w:t>
       </w:r>
     </w:p>
     <w:p>
       <w:pPr>
         <w:numPr>
           <w:ilvl w:val="1"/>
-          <w:numId w:val="3"/>
-        </w:numPr>
-      </w:pPr>
-      <w:proofErr w:type="spellStart"/>
-      <w:r>
-        <w:rPr>
-          <w:b/>
-          <w:bCs/>
-        </w:rPr>
-        <w:lastRenderedPageBreak/>
-        <w:t>Prompt</w:t>
-      </w:r>
-      <w:proofErr w:type="spellEnd"/>
-      <w:r>
-        <w:rPr>
-          <w:b/>
-          <w:bCs/>
-        </w:rPr>
-        <w:t xml:space="preserve"> del día:</w:t>
-      </w:r>
-      <w:r>
-        <w:t xml:space="preserve"> </w:t>
+          <w:numId w:val="4"/>
+        </w:numPr>
+      </w:pPr>
+      <w:r>
+        <w:rPr>
+          <w:b/>
+          <w:bCs/>
+        </w:rPr>
+        <w:t>Tip:</w:t>
+      </w:r>
+      <w:r>
+        <w:t xml:space="preserve"> Si la respuesta es muy larga, dile: </w:t>
       </w:r>
       <w:r>
         <w:rPr>
           <w:i/>
           <w:iCs/>
         </w:rPr>
-        <w:t>"Actúa como un cliente difícil que se queja por un retraso. Yo intentaré calmarte y tú responde según mis argumentos."</w:t>
-      </w:r>
-    </w:p>
-    <w:p>
-      <w:pPr>
-        <w:numPr>
-          <w:ilvl w:val="0"/>
-          <w:numId w:val="3"/>
-        </w:numPr>
-      </w:pPr>
-      <w:r>
-        <w:rPr>
-          <w:b/>
-          <w:bCs/>
-        </w:rPr>
-        <w:t>Día 15: Revisión de ortografía y gramática.</w:t>
-      </w:r>
-    </w:p>
-    <w:p>
-      <w:pPr>
-        <w:numPr>
-          <w:ilvl w:val="1"/>
-          <w:numId w:val="3"/>
-        </w:numPr>
-      </w:pPr>
-      <w:r>
-        <w:rPr>
-          <w:b/>
-          <w:bCs/>
-        </w:rPr>
-        <w:t>Mensaje:</w:t>
-      </w:r>
-      <w:r>
-        <w:t xml:space="preserve"> "Olvídate de las tildes y las comas por un momento, deja que él las arregle."</w:t>
-      </w:r>
-    </w:p>
-    <w:p>
-      <w:pPr>
-        <w:numPr>
-          <w:ilvl w:val="1"/>
-          <w:numId w:val="3"/>
-        </w:numPr>
-      </w:pPr>
-      <w:r>
-        <w:rPr>
-          <w:b/>
-          <w:bCs/>
-        </w:rPr>
-        <w:t>Acción:</w:t>
-      </w:r>
-      <w:r>
-        <w:t xml:space="preserve"> Pégale un texto sin formato y dile: </w:t>
-      </w:r>
+        <w:t>"Muy bien, ahora hazlo más corto y usa viñetas (</w:t>
+      </w:r>
+      <w:proofErr w:type="spellStart"/>
       <w:r>
         <w:rPr>
           <w:i/>
           <w:iCs/>
         </w:rPr>
-        <w:t>"Corrige la ortografía y gramática de este texto sin cambiar el sentido original."</w:t>
-      </w:r>
-    </w:p>
-    <w:p>
-      <w:pPr>
-        <w:numPr>
-          <w:ilvl w:val="1"/>
-          <w:numId w:val="3"/>
-        </w:numPr>
-      </w:pPr>
-    </w:p>
-    <w:p>
-      <w:pPr>
-        <w:rPr>
-          <w:b/>
-          <w:bCs/>
-        </w:rPr>
-      </w:pPr>
-      <w:r>
-        <w:rPr>
-          <w:rFonts w:ascii="Segoe UI Emoji" w:hAnsi="Segoe UI Emoji" w:cs="Segoe UI Emoji"/>
-          <w:b/>
-          <w:bCs/>
-        </w:rPr>
-        <w:t>📅</w:t>
-      </w:r>
-      <w:r>
-        <w:rPr>
-          <w:b/>
-          <w:bCs/>
-        </w:rPr>
-        <w:t xml:space="preserve"> Semana 4: Técnicas Avanzadas y Ética</w:t>
-      </w:r>
-    </w:p>
-    <w:p>
+        <w:t>bullets</w:t>
+      </w:r>
+      <w:proofErr w:type="spellEnd"/>
       <w:r>
         <w:rPr>
           <w:i/>
           <w:iCs/>
         </w:rPr>
-        <w:t>Enfoque: Perfeccionamiento y seguridad.</w:t>
+        <w:t>)."</w:t>
       </w:r>
     </w:p>
     <w:p>
@@ -1645,7 +1897,7 @@
           <w:b/>
           <w:bCs/>
         </w:rPr>
-        <w:t>Día 16: El método de iteración (Conversación).</w:t>
+        <w:t>Día 17: Seguridad de la información.</w:t>
       </w:r>
     </w:p>
     <w:p>
@@ -1663,7 +1915,17 @@
         <w:t>Mensaje:</w:t>
       </w:r>
       <w:r>
-        <w:t xml:space="preserve"> "No te quedes con la primera respuesta. ¡Habla con él!"</w:t>
+        <w:t xml:space="preserve"> "Recuerda: </w:t>
+      </w:r>
+      <w:r>
+        <w:rPr>
+          <w:b/>
+          <w:bCs/>
+        </w:rPr>
+        <w:t>No pegues contraseñas, datos bancarios o información confidencial de clientes en el chat</w:t>
+      </w:r>
+      <w:r>
+        <w:t>. Usa solo datos de trabajo generales."</w:t>
       </w:r>
     </w:p>
     <w:p>
@@ -1678,33 +1940,176 @@
           <w:b/>
           <w:bCs/>
         </w:rPr>
-        <w:t>Tip:</w:t>
-      </w:r>
-      <w:r>
-        <w:t xml:space="preserve"> Si la respuesta es muy larga, dile: </w:t>
+        <w:t>Recordatorio:</w:t>
+      </w:r>
+      <w:r>
+        <w:t xml:space="preserve"> La seguridad es responsabilidad de todos.</w:t>
+      </w:r>
+    </w:p>
+    <w:p>
+      <w:pPr>
+        <w:numPr>
+          <w:ilvl w:val="0"/>
+          <w:numId w:val="4"/>
+        </w:numPr>
+      </w:pPr>
+      <w:r>
+        <w:rPr>
+          <w:b/>
+          <w:bCs/>
+        </w:rPr>
+        <w:t xml:space="preserve">Día 18: Crear imágenes con DALL-E (vía </w:t>
+      </w:r>
+      <w:proofErr w:type="spellStart"/>
+      <w:r>
+        <w:rPr>
+          <w:b/>
+          <w:bCs/>
+        </w:rPr>
+        <w:t>Copilot</w:t>
+      </w:r>
+      <w:proofErr w:type="spellEnd"/>
+      <w:r>
+        <w:rPr>
+          <w:b/>
+          <w:bCs/>
+        </w:rPr>
+        <w:t>).</w:t>
+      </w:r>
+    </w:p>
+    <w:p>
+      <w:pPr>
+        <w:numPr>
+          <w:ilvl w:val="1"/>
+          <w:numId w:val="4"/>
+        </w:numPr>
+      </w:pPr>
+      <w:r>
+        <w:rPr>
+          <w:b/>
+          <w:bCs/>
+        </w:rPr>
+        <w:t>Mensaje:</w:t>
+      </w:r>
+      <w:r>
+        <w:t xml:space="preserve"> "¿Necesitas una imagen para una presentación?"</w:t>
+      </w:r>
+    </w:p>
+    <w:p>
+      <w:pPr>
+        <w:numPr>
+          <w:ilvl w:val="1"/>
+          <w:numId w:val="4"/>
+        </w:numPr>
+      </w:pPr>
+      <w:proofErr w:type="spellStart"/>
+      <w:r>
+        <w:rPr>
+          <w:b/>
+          <w:bCs/>
+        </w:rPr>
+        <w:t>Prompt</w:t>
+      </w:r>
+      <w:proofErr w:type="spellEnd"/>
+      <w:r>
+        <w:rPr>
+          <w:b/>
+          <w:bCs/>
+        </w:rPr>
+        <w:t xml:space="preserve"> del día:</w:t>
+      </w:r>
+      <w:r>
+        <w:t xml:space="preserve"> </w:t>
       </w:r>
       <w:r>
         <w:rPr>
           <w:i/>
           <w:iCs/>
         </w:rPr>
-        <w:t>"Muy bien, ahora hazlo más corto y usa viñetas (</w:t>
+        <w:t>"Genera una imagen de estilo 3D de un equipo de oficina celebrando un éxito, con colores brillantes y modernos."</w:t>
+      </w:r>
+    </w:p>
+    <w:p>
+      <w:pPr>
+        <w:numPr>
+          <w:ilvl w:val="0"/>
+          <w:numId w:val="4"/>
+        </w:numPr>
+      </w:pPr>
+      <w:r>
+        <w:rPr>
+          <w:b/>
+          <w:bCs/>
+        </w:rPr>
+        <w:t>Día 19: Excel y fórmulas (Nivel Básico).</w:t>
+      </w:r>
+    </w:p>
+    <w:p>
+      <w:pPr>
+        <w:numPr>
+          <w:ilvl w:val="1"/>
+          <w:numId w:val="4"/>
+        </w:numPr>
+      </w:pPr>
+      <w:r>
+        <w:rPr>
+          <w:b/>
+          <w:bCs/>
+        </w:rPr>
+        <w:t>Mensaje:</w:t>
+      </w:r>
+      <w:r>
+        <w:t xml:space="preserve"> "</w:t>
       </w:r>
       <w:proofErr w:type="spellStart"/>
+      <w:r>
+        <w:t>Copilot</w:t>
+      </w:r>
+      <w:proofErr w:type="spellEnd"/>
+      <w:r>
+        <w:t xml:space="preserve"> sabe mucho de </w:t>
+      </w:r>
+      <w:proofErr w:type="gramStart"/>
+      <w:r>
+        <w:t>Excel</w:t>
+      </w:r>
+      <w:proofErr w:type="gramEnd"/>
+      <w:r>
+        <w:t xml:space="preserve"> aunque estés en el chat."</w:t>
+      </w:r>
+    </w:p>
+    <w:p>
+      <w:pPr>
+        <w:numPr>
+          <w:ilvl w:val="1"/>
+          <w:numId w:val="4"/>
+        </w:numPr>
+      </w:pPr>
+      <w:proofErr w:type="spellStart"/>
+      <w:r>
+        <w:rPr>
+          <w:b/>
+          <w:bCs/>
+        </w:rPr>
+        <w:t>Prompt</w:t>
+      </w:r>
+      <w:proofErr w:type="spellEnd"/>
+      <w:r>
+        <w:rPr>
+          <w:b/>
+          <w:bCs/>
+        </w:rPr>
+        <w:t xml:space="preserve"> del día:</w:t>
+      </w:r>
+      <w:r>
+        <w:t xml:space="preserve"> </w:t>
+      </w:r>
       <w:r>
         <w:rPr>
           <w:i/>
           <w:iCs/>
         </w:rPr>
-        <w:t>bullets</w:t>
-      </w:r>
-      <w:proofErr w:type="spellEnd"/>
-      <w:r>
-        <w:rPr>
-          <w:i/>
-          <w:iCs/>
-        </w:rPr>
-        <w:t>)."</w:t>
+        <w:t>"Necesito una fórmula de Excel que busque un valor en la columna A y me devuelva el de la columna B si hay coincidencia. Explícame cómo usarla."</w:t>
       </w:r>
     </w:p>
     <w:p>
@@ -1719,7 +2124,7 @@
           <w:b/>
           <w:bCs/>
         </w:rPr>
-        <w:t>Día 17: Seguridad de la información.</w:t>
+        <w:t>Día 20: El futuro es hoy.</w:t>
       </w:r>
     </w:p>
     <w:p>
@@ -1734,233 +2139,7 @@
           <w:b/>
           <w:bCs/>
         </w:rPr>
-        <w:t>Mensaje:</w:t>
-      </w:r>
-      <w:r>
-        <w:t xml:space="preserve"> "Recuerda: </w:t>
-      </w:r>
-      <w:r>
-        <w:rPr>
-          <w:b/>
-          <w:bCs/>
-        </w:rPr>
-        <w:t>No pegues contraseñas, datos bancarios o información confidencial de clientes en el chat</w:t>
-      </w:r>
-      <w:r>
-        <w:t>. Usa solo datos de trabajo generales."</w:t>
-      </w:r>
-    </w:p>
-    <w:p>
-      <w:pPr>
-        <w:numPr>
-          <w:ilvl w:val="1"/>
-          <w:numId w:val="4"/>
-        </w:numPr>
-      </w:pPr>
-      <w:r>
-        <w:rPr>
-          <w:b/>
-          <w:bCs/>
-        </w:rPr>
-        <w:t>Recordatorio:</w:t>
-      </w:r>
-      <w:r>
-        <w:t xml:space="preserve"> La seguridad es responsabilidad de todos.</w:t>
-      </w:r>
-    </w:p>
-    <w:p>
-      <w:pPr>
-        <w:numPr>
-          <w:ilvl w:val="0"/>
-          <w:numId w:val="4"/>
-        </w:numPr>
-      </w:pPr>
-      <w:r>
-        <w:rPr>
-          <w:b/>
-          <w:bCs/>
-        </w:rPr>
-        <w:t xml:space="preserve">Día 18: Crear imágenes con DALL-E (vía </w:t>
-      </w:r>
-      <w:proofErr w:type="spellStart"/>
-      <w:r>
-        <w:rPr>
-          <w:b/>
-          <w:bCs/>
-        </w:rPr>
-        <w:t>Copilot</w:t>
-      </w:r>
-      <w:proofErr w:type="spellEnd"/>
-      <w:r>
-        <w:rPr>
-          <w:b/>
-          <w:bCs/>
-        </w:rPr>
-        <w:t>).</w:t>
-      </w:r>
-    </w:p>
-    <w:p>
-      <w:pPr>
-        <w:numPr>
-          <w:ilvl w:val="1"/>
-          <w:numId w:val="4"/>
-        </w:numPr>
-      </w:pPr>
-      <w:r>
-        <w:rPr>
-          <w:b/>
-          <w:bCs/>
-        </w:rPr>
-        <w:t>Mensaje:</w:t>
-      </w:r>
-      <w:r>
-        <w:t xml:space="preserve"> "¿Necesitas una imagen para una presentación?"</w:t>
-      </w:r>
-    </w:p>
-    <w:p>
-      <w:pPr>
-        <w:numPr>
-          <w:ilvl w:val="1"/>
-          <w:numId w:val="4"/>
-        </w:numPr>
-      </w:pPr>
-      <w:proofErr w:type="spellStart"/>
-      <w:r>
-        <w:rPr>
-          <w:b/>
-          <w:bCs/>
-        </w:rPr>
-        <w:t>Prompt</w:t>
-      </w:r>
-      <w:proofErr w:type="spellEnd"/>
-      <w:r>
-        <w:rPr>
-          <w:b/>
-          <w:bCs/>
-        </w:rPr>
-        <w:t xml:space="preserve"> del día:</w:t>
-      </w:r>
-      <w:r>
-        <w:t xml:space="preserve"> </w:t>
-      </w:r>
-      <w:r>
-        <w:rPr>
-          <w:i/>
-          <w:iCs/>
-        </w:rPr>
-        <w:t>"Genera una imagen de estilo 3D de un equipo de oficina celebrando un éxito, con colores brillantes y modernos."</w:t>
-      </w:r>
-    </w:p>
-    <w:p>
-      <w:pPr>
-        <w:numPr>
-          <w:ilvl w:val="0"/>
-          <w:numId w:val="4"/>
-        </w:numPr>
-      </w:pPr>
-      <w:r>
-        <w:rPr>
-          <w:b/>
-          <w:bCs/>
-        </w:rPr>
-        <w:t>Día 19: Excel y fórmulas (Nivel Básico).</w:t>
-      </w:r>
-    </w:p>
-    <w:p>
-      <w:pPr>
-        <w:numPr>
-          <w:ilvl w:val="1"/>
-          <w:numId w:val="4"/>
-        </w:numPr>
-      </w:pPr>
-      <w:r>
-        <w:rPr>
-          <w:b/>
-          <w:bCs/>
-        </w:rPr>
-        <w:t>Mensaje:</w:t>
-      </w:r>
-      <w:r>
-        <w:t xml:space="preserve"> "</w:t>
-      </w:r>
-      <w:proofErr w:type="spellStart"/>
-      <w:r>
-        <w:t>Copilot</w:t>
-      </w:r>
-      <w:proofErr w:type="spellEnd"/>
-      <w:r>
-        <w:t xml:space="preserve"> sabe mucho de </w:t>
-      </w:r>
-      <w:proofErr w:type="gramStart"/>
-      <w:r>
-        <w:t>Excel</w:t>
-      </w:r>
-      <w:proofErr w:type="gramEnd"/>
-      <w:r>
-        <w:t xml:space="preserve"> aunque estés en el chat."</w:t>
-      </w:r>
-    </w:p>
-    <w:p>
-      <w:pPr>
-        <w:numPr>
-          <w:ilvl w:val="1"/>
-          <w:numId w:val="4"/>
-        </w:numPr>
-      </w:pPr>
-      <w:proofErr w:type="spellStart"/>
-      <w:r>
-        <w:rPr>
-          <w:b/>
-          <w:bCs/>
-        </w:rPr>
-        <w:t>Prompt</w:t>
-      </w:r>
-      <w:proofErr w:type="spellEnd"/>
-      <w:r>
-        <w:rPr>
-          <w:b/>
-          <w:bCs/>
-        </w:rPr>
-        <w:t xml:space="preserve"> del día:</w:t>
-      </w:r>
-      <w:r>
-        <w:t xml:space="preserve"> </w:t>
-      </w:r>
-      <w:r>
-        <w:rPr>
-          <w:i/>
-          <w:iCs/>
-        </w:rPr>
-        <w:t>"Necesito una fórmula de Excel que busque un valor en la columna A y me devuelva el de la columna B si hay coincidencia. Explícame cómo usarla."</w:t>
-      </w:r>
-    </w:p>
-    <w:p>
-      <w:pPr>
-        <w:numPr>
-          <w:ilvl w:val="0"/>
-          <w:numId w:val="4"/>
-        </w:numPr>
-      </w:pPr>
-      <w:r>
-        <w:rPr>
-          <w:b/>
-          <w:bCs/>
-        </w:rPr>
-        <w:t>Día 20: El futuro es hoy.</w:t>
-      </w:r>
-    </w:p>
-    <w:p>
-      <w:pPr>
-        <w:numPr>
-          <w:ilvl w:val="1"/>
-          <w:numId w:val="4"/>
-        </w:numPr>
-      </w:pPr>
-      <w:r>
-        <w:rPr>
-          <w:b/>
-          <w:bCs/>
-        </w:rPr>
+        <w:lastRenderedPageBreak/>
         <w:t>Mensaje:</w:t>
       </w:r>
       <w:r>
@@ -4291,7 +4470,6 @@
   <w:style w:type="character" w:default="1" w:styleId="Fuentedeprrafopredeter">
     <w:name w:val="Default Paragraph Font"/>
     <w:uiPriority w:val="1"/>
-    <w:semiHidden/>
     <w:unhideWhenUsed/>
   </w:style>
   <w:style w:type="table" w:default="1" w:styleId="Tablanormal">
@@ -4618,6 +4796,11 @@
       <w:szCs w:val="24"/>
     </w:rPr>
   </w:style>
+  <w:style w:type="character" w:customStyle="1" w:styleId="ng-star-inserted">
+    <w:name w:val="ng-star-inserted"/>
+    <w:basedOn w:val="Fuentedeprrafopredeter"/>
+    <w:rsid w:val="00E07D29"/>
+  </w:style>
 </w:styles>
 </file>
 

--- a/Plan de Capacitacion IA-COpilot.docx
+++ b/Plan de Capacitacion IA-COpilot.docx
@@ -474,165 +474,62 @@
     </w:p>
     <w:p>
       <w:pPr>
-        <w:ind w:left="720"/>
-        <w:rPr>
-          <w:strike/>
-        </w:rPr>
-      </w:pPr>
-      <w:r>
-        <w:rPr>
-          <w:b/>
-          <w:bCs/>
-          <w:strike/>
-        </w:rPr>
-        <w:t xml:space="preserve">ORIGINAL: </w:t>
-      </w:r>
-      <w:r>
-        <w:rPr>
-          <w:b/>
-          <w:bCs/>
-          <w:strike/>
-        </w:rPr>
-        <w:t>Resumen de la semana: ¡Ahorra tiempo leyendo!</w:t>
-      </w:r>
-    </w:p>
-    <w:p>
-      <w:pPr>
-        <w:numPr>
-          <w:ilvl w:val="1"/>
-          <w:numId w:val="1"/>
-        </w:numPr>
-        <w:rPr>
-          <w:strike/>
-        </w:rPr>
-      </w:pPr>
-      <w:r>
-        <w:rPr>
-          <w:b/>
-          <w:bCs/>
-          <w:strike/>
-        </w:rPr>
-        <w:t>Mensaje:</w:t>
-      </w:r>
-      <w:r>
-        <w:rPr>
-          <w:strike/>
-        </w:rPr>
-        <w:t xml:space="preserve"> "¿Tienes un texto muy largo? No lo leas todo."</w:t>
-      </w:r>
-    </w:p>
-    <w:p>
-      <w:pPr>
-        <w:numPr>
-          <w:ilvl w:val="1"/>
-          <w:numId w:val="1"/>
-        </w:numPr>
-        <w:rPr>
-          <w:strike/>
-        </w:rPr>
-      </w:pPr>
-      <w:r>
-        <w:rPr>
-          <w:b/>
-          <w:bCs/>
-          <w:strike/>
-        </w:rPr>
-        <w:t>Acción:</w:t>
-      </w:r>
-      <w:r>
-        <w:rPr>
-          <w:strike/>
-        </w:rPr>
-        <w:t xml:space="preserve"> Copia un artículo o un manual largo y dile: "Hazme un resumen en 5 puntos clave de este texto para alguien que no sabe nada del tema: </w:t>
-      </w:r>
-    </w:p>
-    <w:p>
-      <w:pPr>
-        <w:ind w:left="2832" w:firstLine="708"/>
-        <w:rPr>
-          <w:strike/>
-        </w:rPr>
-      </w:pPr>
-      <w:r>
-        <w:rPr>
-          <w:strike/>
-        </w:rPr>
+        <w:rPr>
+          <w:b/>
+          <w:bCs/>
+        </w:rPr>
+      </w:pPr>
+      <w:r>
+        <w:rPr>
+          <w:b/>
+          <w:bCs/>
+        </w:rPr>
+        <w:t>LA ESTRUCTURA</w:t>
+      </w:r>
+      <w:r>
+        <w:rPr>
+          <w:b/>
+          <w:bCs/>
+        </w:rPr>
+        <w:t xml:space="preserve"> </w:t>
+      </w:r>
+      <w:r>
+        <w:rPr>
+          <w:b/>
+          <w:bCs/>
+        </w:rPr>
+        <w:t>MAESTRA</w:t>
+      </w:r>
+    </w:p>
+    <w:p>
+      <w:r>
+        <w:t>Hoy unes todas las piezas. No es suerte. Es una fórmula.</w:t>
+      </w:r>
+    </w:p>
+    <w:p>
+      <w:pPr>
+        <w:rPr>
+          <w:b/>
+          <w:bCs/>
+        </w:rPr>
+      </w:pPr>
+      <w:r>
+        <w:rPr>
+          <w:rFonts w:ascii="Segoe UI Emoji" w:hAnsi="Segoe UI Emoji" w:cs="Segoe UI Emoji"/>
+        </w:rPr>
+        <w:t>⚡</w:t>
+      </w:r>
+      <w:r>
+        <w:rPr>
+          <w:b/>
+          <w:bCs/>
+        </w:rPr>
+        <w:t>La Tarea</w:t>
+      </w:r>
+    </w:p>
+    <w:p>
+      <w:r>
         <w:lastRenderedPageBreak/>
-        <w:t>$$Pegar texto$$."</w:t>
-      </w:r>
-    </w:p>
-    <w:p>
-      <w:pPr>
-        <w:rPr>
-          <w:b/>
-          <w:bCs/>
-        </w:rPr>
-      </w:pPr>
-      <w:r>
-        <w:rPr>
-          <w:b/>
-          <w:bCs/>
-        </w:rPr>
-        <w:t>CAMBIADO POR:</w:t>
-      </w:r>
-    </w:p>
-    <w:p>
-      <w:pPr>
-        <w:rPr>
-          <w:b/>
-          <w:bCs/>
-        </w:rPr>
-      </w:pPr>
-      <w:r>
-        <w:rPr>
-          <w:b/>
-          <w:bCs/>
-        </w:rPr>
-        <w:t>LA ESTRUCTURA</w:t>
-      </w:r>
-      <w:r>
-        <w:rPr>
-          <w:b/>
-          <w:bCs/>
-        </w:rPr>
-        <w:t xml:space="preserve"> </w:t>
-      </w:r>
-      <w:r>
-        <w:rPr>
-          <w:b/>
-          <w:bCs/>
-        </w:rPr>
-        <w:t>MAESTRA</w:t>
-      </w:r>
-    </w:p>
-    <w:p>
-      <w:r>
-        <w:t>Hoy unes todas las piezas. No es suerte. Es una fórmula.</w:t>
-      </w:r>
-    </w:p>
-    <w:p>
-      <w:pPr>
-        <w:rPr>
-          <w:b/>
-          <w:bCs/>
-        </w:rPr>
-      </w:pPr>
-      <w:r>
-        <w:rPr>
-          <w:rFonts w:ascii="Segoe UI Emoji" w:hAnsi="Segoe UI Emoji" w:cs="Segoe UI Emoji"/>
-        </w:rPr>
-        <w:t>⚡</w:t>
-      </w:r>
-      <w:r>
-        <w:rPr>
-          <w:b/>
-          <w:bCs/>
-        </w:rPr>
-        <w:t>La Tarea</w:t>
-      </w:r>
-    </w:p>
-    <w:p>
-      <w:r>
         <w:t>Es la acción directa. No pidas "ayuda", pide acciones: "Redacta", "Analiza", "Calcula", "Resume", "Compara", "Genera". Sé específico con lo que quieres lograr hoy.</w:t>
       </w:r>
     </w:p>
@@ -989,7 +886,6 @@
           <w:b/>
           <w:bCs/>
         </w:rPr>
-        <w:lastRenderedPageBreak/>
         <w:t>Prompt</w:t>
       </w:r>
       <w:proofErr w:type="spellEnd"/>
@@ -1057,6 +953,7 @@
         </w:numPr>
       </w:pPr>
       <w:r>
+        <w:lastRenderedPageBreak/>
         <w:t xml:space="preserve">Mensaje: "¿Recibiste un concepto técnico que no entiendes? Pídele a </w:t>
       </w:r>
       <w:proofErr w:type="spellStart"/>
@@ -1562,7 +1459,6 @@
           <w:lang w:eastAsia="es-PE"/>
           <w14:ligatures w14:val="none"/>
         </w:rPr>
-        <w:lastRenderedPageBreak/>
         <w:t>Prompt</w:t>
       </w:r>
       <w:proofErr w:type="spellEnd"/>
@@ -1702,6 +1598,7 @@
           <w:b/>
           <w:bCs/>
         </w:rPr>
+        <w:lastRenderedPageBreak/>
         <w:t>Prompt</w:t>
       </w:r>
       <w:proofErr w:type="spellEnd"/>
@@ -2139,7 +2036,6 @@
           <w:b/>
           <w:bCs/>
         </w:rPr>
-        <w:lastRenderedPageBreak/>
         <w:t>Mensaje:</w:t>
       </w:r>
       <w:r>
@@ -4470,6 +4366,7 @@
   <w:style w:type="character" w:default="1" w:styleId="Fuentedeprrafopredeter">
     <w:name w:val="Default Paragraph Font"/>
     <w:uiPriority w:val="1"/>
+    <w:semiHidden/>
     <w:unhideWhenUsed/>
   </w:style>
   <w:style w:type="table" w:default="1" w:styleId="Tablanormal">
